--- a/docs/SRS+PGP.docx
+++ b/docs/SRS+PGP.docx
@@ -893,7 +893,7 @@
           <w:sz w:val="30"/>
           <w:szCs w:val="30"/>
           <w:u w:color="5F5F5F"/>
-          <w:lang w:val="en-US"/>
+          <w:lang w:val="es-AR"/>
         </w:rPr>
         <w:t>R</w:t>
       </w:r>
@@ -932,7 +932,7 @@
           <w:sz w:val="30"/>
           <w:szCs w:val="30"/>
           <w:u w:color="5F5F5F"/>
-          <w:lang w:val="en-US"/>
+          <w:lang w:val="es-AR"/>
         </w:rPr>
         <w:t>S</w:t>
       </w:r>
@@ -959,7 +959,7 @@
           <w:sz w:val="30"/>
           <w:szCs w:val="30"/>
           <w:u w:color="5F5F5F"/>
-          <w:lang w:val="en-US"/>
+          <w:lang w:val="es-AR"/>
         </w:rPr>
         <w:t xml:space="preserve"> (SRS)</w:t>
       </w:r>
@@ -1003,37 +1003,9 @@
           <w:sz w:val="30"/>
           <w:szCs w:val="30"/>
           <w:u w:color="5F5F5F"/>
-          <w:lang w:val="en-US"/>
-        </w:rPr>
-        <w:t xml:space="preserve">  Plan de </w:t>
-      </w:r>
-      <w:proofErr w:type="spellStart"/>
-      <w:r>
-        <w:rPr>
-          <w:rFonts w:ascii="Helvetica" w:hAnsi="Helvetica"/>
-          <w:b/>
-          <w:bCs/>
-          <w:color w:val="5F5F5F"/>
-          <w:sz w:val="30"/>
-          <w:szCs w:val="30"/>
-          <w:u w:color="5F5F5F"/>
-          <w:lang w:val="en-US"/>
-        </w:rPr>
-        <w:t>Gestión</w:t>
-      </w:r>
-      <w:proofErr w:type="spellEnd"/>
-      <w:r>
-        <w:rPr>
-          <w:rFonts w:ascii="Helvetica" w:hAnsi="Helvetica"/>
-          <w:b/>
-          <w:bCs/>
-          <w:color w:val="5F5F5F"/>
-          <w:sz w:val="30"/>
-          <w:szCs w:val="30"/>
-          <w:u w:color="5F5F5F"/>
-          <w:lang w:val="en-US"/>
-        </w:rPr>
-        <w:t xml:space="preserve"> de Proyecto (PGP)</w:t>
+          <w:lang w:val="es-AR"/>
+        </w:rPr>
+        <w:t xml:space="preserve">  Plan de Gestión de Proyecto (PGP)</w:t>
       </w:r>
     </w:p>
     <w:p>
@@ -1121,71 +1093,10 @@
           <w:sz w:val="22"/>
           <w:szCs w:val="22"/>
           <w:u w:color="5F5F5F"/>
-          <w:lang w:val="en-US"/>
-        </w:rPr>
-        <w:t xml:space="preserve">CAD – Plataforma de </w:t>
-      </w:r>
-      <w:proofErr w:type="spellStart"/>
-      <w:r>
-        <w:rPr>
-          <w:rFonts w:ascii="Helvetica" w:hAnsi="Helvetica"/>
-          <w:color w:val="5F5F5F"/>
-          <w:sz w:val="22"/>
-          <w:szCs w:val="22"/>
-          <w:u w:color="5F5F5F"/>
-          <w:lang w:val="en-US"/>
-        </w:rPr>
-        <w:t>gestión</w:t>
-      </w:r>
-      <w:proofErr w:type="spellEnd"/>
-      <w:r>
-        <w:rPr>
-          <w:rFonts w:ascii="Helvetica" w:hAnsi="Helvetica"/>
-          <w:color w:val="5F5F5F"/>
-          <w:sz w:val="22"/>
-          <w:szCs w:val="22"/>
-          <w:u w:color="5F5F5F"/>
-          <w:lang w:val="en-US"/>
-        </w:rPr>
-        <w:t xml:space="preserve"> de </w:t>
-      </w:r>
-      <w:proofErr w:type="spellStart"/>
-      <w:r>
-        <w:rPr>
-          <w:rFonts w:ascii="Helvetica" w:hAnsi="Helvetica"/>
-          <w:color w:val="5F5F5F"/>
-          <w:sz w:val="22"/>
-          <w:szCs w:val="22"/>
-          <w:u w:color="5F5F5F"/>
-          <w:lang w:val="en-US"/>
-        </w:rPr>
-        <w:t>actividades</w:t>
-      </w:r>
-      <w:proofErr w:type="spellEnd"/>
-      <w:r>
-        <w:rPr>
-          <w:rFonts w:ascii="Helvetica" w:hAnsi="Helvetica"/>
-          <w:color w:val="5F5F5F"/>
-          <w:sz w:val="22"/>
-          <w:szCs w:val="22"/>
-          <w:u w:color="5F5F5F"/>
-          <w:lang w:val="en-US"/>
-        </w:rPr>
-        <w:t xml:space="preserve"> </w:t>
-      </w:r>
-      <w:proofErr w:type="spellStart"/>
-      <w:r>
-        <w:rPr>
-          <w:rFonts w:ascii="Helvetica" w:hAnsi="Helvetica"/>
-          <w:color w:val="5F5F5F"/>
-          <w:sz w:val="22"/>
-          <w:szCs w:val="22"/>
-          <w:u w:color="5F5F5F"/>
-          <w:lang w:val="en-US"/>
-        </w:rPr>
-        <w:t>deportivas</w:t>
-      </w:r>
-      <w:proofErr w:type="spellEnd"/>
+          <w:lang w:val="es-AR"/>
+        </w:rPr>
+        <w:t>CAD – Plataforma de gestión de actividades deportivas</w:t>
+      </w:r>
     </w:p>
     <w:p>
       <w:pPr>
@@ -2266,10 +2177,7 @@
         <w:t xml:space="preserve"> </w:t>
       </w:r>
       <w:r>
-        <w:t>integral para la gestión de un centro deportivo que o</w:t>
-      </w:r>
-      <w:r>
-        <w:t>frece diversas actividades y clases.</w:t>
+        <w:t>integral para la gestión de un centro deportivo que ofrece diversas actividades y clases.</w:t>
       </w:r>
     </w:p>
     <w:p>
@@ -4623,14 +4531,7 @@
                 <w:spacing w:val="-2"/>
                 <w:sz w:val="21"/>
               </w:rPr>
-              <w:t>06/04</w:t>
-            </w:r>
-            <w:r>
-              <w:rPr>
-                <w:spacing w:val="-2"/>
-                <w:sz w:val="21"/>
-              </w:rPr>
-              <w:t>/2026</w:t>
+              <w:t>06/04/2026</w:t>
             </w:r>
           </w:p>
         </w:tc>
@@ -5124,10 +5025,7 @@
         <w:t xml:space="preserve"> </w:t>
       </w:r>
       <w:r>
-        <w:t>te</w:t>
-      </w:r>
-      <w:r>
-        <w:t>ndrá</w:t>
+        <w:t>tendrá</w:t>
       </w:r>
       <w:r>
         <w:rPr>
@@ -5254,10 +5152,7 @@
         <w:t xml:space="preserve"> </w:t>
       </w:r>
       <w:r>
-        <w:t>median</w:t>
-      </w:r>
-      <w:r>
-        <w:t>te</w:t>
+        <w:t>mediante</w:t>
       </w:r>
       <w:r>
         <w:rPr>
@@ -5427,10 +5322,7 @@
       </w:r>
       <w:proofErr w:type="spellEnd"/>
       <w:r>
-        <w:t xml:space="preserve"> con indicadores clave del negocio, como cantidad de socios a</w:t>
-      </w:r>
-      <w:r>
-        <w:t>ctivos, socios abonados vs ocasionales, entre otros que le permitirán tener una visión general del estado del centro y tomar decisiones en base a los datos.</w:t>
+        <w:t xml:space="preserve"> con indicadores clave del negocio, como cantidad de socios activos, socios abonados vs ocasionales, entre otros que le permitirán tener una visión general del estado del centro y tomar decisiones en base a los datos.</w:t>
       </w:r>
     </w:p>
     <w:p>
@@ -5638,10 +5530,7 @@
         <w:ind w:left="4" w:firstLine="0"/>
       </w:pPr>
       <w:r>
-        <w:t>"CAD" es un producto independiente que no forma parte de un sistema más grande, pero que se integra con serv</w:t>
-      </w:r>
-      <w:r>
-        <w:t>icios</w:t>
+        <w:t>"CAD" es un producto independiente que no forma parte de un sistema más grande, pero que se integra con servicios</w:t>
       </w:r>
       <w:r>
         <w:rPr>
@@ -7206,13 +7095,7 @@
         <w:rPr>
           <w:sz w:val="21"/>
         </w:rPr>
-        <w:t>intui</w:t>
-      </w:r>
-      <w:r>
-        <w:rPr>
-          <w:sz w:val="21"/>
-        </w:rPr>
-        <w:t>tiva</w:t>
+        <w:t>intuitiva</w:t>
       </w:r>
       <w:r>
         <w:rPr>
@@ -8240,14 +8123,7 @@
           <w:spacing w:val="-2"/>
           <w:sz w:val="21"/>
         </w:rPr>
-        <w:t>transacci</w:t>
-      </w:r>
-      <w:r>
-        <w:rPr>
-          <w:spacing w:val="-2"/>
-          <w:sz w:val="21"/>
-        </w:rPr>
-        <w:t>on</w:t>
+        <w:t>transaccion</w:t>
       </w:r>
       <w:proofErr w:type="spellEnd"/>
       <w:r>
@@ -8793,14 +8669,7 @@
           <w:spacing w:val="-2"/>
           <w:sz w:val="21"/>
         </w:rPr>
-        <w:t>contras</w:t>
-      </w:r>
-      <w:r>
-        <w:rPr>
-          <w:spacing w:val="-2"/>
-          <w:sz w:val="21"/>
-        </w:rPr>
-        <w:t>eña.</w:t>
+        <w:t>contraseña.</w:t>
       </w:r>
     </w:p>
     <w:p>
@@ -9143,13 +9012,7 @@
         <w:rPr>
           <w:sz w:val="21"/>
         </w:rPr>
-        <w:t>RF-14: Filtrar actividades por tipo,</w:t>
-      </w:r>
-      <w:r>
-        <w:rPr>
-          <w:sz w:val="21"/>
-        </w:rPr>
-        <w:t xml:space="preserve"> horarios y disponibilidad de </w:t>
+        <w:t xml:space="preserve">RF-14: Filtrar actividades por tipo, horarios y disponibilidad de </w:t>
       </w:r>
       <w:r>
         <w:rPr>
@@ -10465,13 +10328,7 @@
         <w:rPr>
           <w:sz w:val="21"/>
         </w:rPr>
-        <w:t>RF-42:</w:t>
-      </w:r>
-      <w:r>
-        <w:rPr>
-          <w:sz w:val="21"/>
-        </w:rPr>
-        <w:t xml:space="preserve"> Eliminar </w:t>
+        <w:t xml:space="preserve">RF-42: Eliminar </w:t>
       </w:r>
       <w:r>
         <w:rPr>
@@ -12061,13 +11918,7 @@
         <w:rPr>
           <w:sz w:val="21"/>
         </w:rPr>
-        <w:t xml:space="preserve">El sistema debe soportar múltiples usuarios accediendo simultáneamente, garantizando que las operaciones como </w:t>
-      </w:r>
-      <w:r>
-        <w:rPr>
-          <w:sz w:val="21"/>
-        </w:rPr>
-        <w:t>reservas, pagos y actualizaciones de datos se realicen sin conflictos. Se implementará</w:t>
+        <w:t>El sistema debe soportar múltiples usuarios accediendo simultáneamente, garantizando que las operaciones como reservas, pagos y actualizaciones de datos se realicen sin conflictos. Se implementará</w:t>
       </w:r>
       <w:r>
         <w:rPr>
@@ -12249,13 +12100,7 @@
         <w:rPr>
           <w:sz w:val="21"/>
         </w:rPr>
-        <w:t>para evitar inconsistencias, por ejemplo, en la reserva simultánea de una misma activida</w:t>
-      </w:r>
-      <w:r>
-        <w:rPr>
-          <w:sz w:val="21"/>
-        </w:rPr>
-        <w:t>d.</w:t>
+        <w:t>para evitar inconsistencias, por ejemplo, en la reserva simultánea de una misma actividad.</w:t>
       </w:r>
     </w:p>
     <w:p>
@@ -12441,13 +12286,7 @@
         <w:rPr>
           <w:sz w:val="21"/>
         </w:rPr>
-        <w:t xml:space="preserve">críticas, como la reserva de actividades o el procesamiento </w:t>
-      </w:r>
-      <w:r>
-        <w:rPr>
-          <w:sz w:val="21"/>
-        </w:rPr>
-        <w:t>de pagos, deben completarse en un tiempo razonable para garantizar una experiencia de usuario fluida.</w:t>
+        <w:t>críticas, como la reserva de actividades o el procesamiento de pagos, deben completarse en un tiempo razonable para garantizar una experiencia de usuario fluida.</w:t>
       </w:r>
     </w:p>
     <w:p>
@@ -12632,10 +12471,7 @@
         <w:t>características</w:t>
       </w:r>
       <w:r>
-        <w:t>, interfaces, pruebas y validaciones del proyecto "CAD" (Centro de Actividades Deportivas), una plataforma web progresiva (PWA) diseñada para digitalizar y automatizar la gestión de un centro deportivo q</w:t>
-      </w:r>
-      <w:r>
-        <w:t xml:space="preserve">ue ofrece múltiples actividades. Dirigido a Laura, </w:t>
+        <w:t xml:space="preserve">, interfaces, pruebas y validaciones del proyecto "CAD" (Centro de Actividades Deportivas), una plataforma web progresiva (PWA) diseñada para digitalizar y automatizar la gestión de un centro deportivo que ofrece múltiples actividades. Dirigido a Laura, </w:t>
       </w:r>
       <w:proofErr w:type="spellStart"/>
       <w:r>
@@ -12775,10 +12611,7 @@
         <w:ind w:left="4" w:right="218" w:firstLine="0"/>
       </w:pPr>
       <w:r>
-        <w:t>El sistema automatiza procesos como registro de usuarios, reservas, pagos y gest</w:t>
-      </w:r>
-      <w:r>
-        <w:t>ión de actividades, mejorando</w:t>
+        <w:t>El sistema automatiza procesos como registro de usuarios, reservas, pagos y gestión de actividades, mejorando</w:t>
       </w:r>
       <w:r>
         <w:rPr>
@@ -12907,10 +12740,7 @@
         <w:t>planificación</w:t>
       </w:r>
       <w:r>
-        <w:t xml:space="preserve"> del proyecto se divide en fases: análisis de requisitos, diseño, implementación, pruebas y despliegue, con entregas parciales pa</w:t>
-      </w:r>
-      <w:r>
-        <w:t>ra cada fase dentro de un cronograma acordado.</w:t>
+        <w:t xml:space="preserve"> del proyecto se divide en fases: análisis de requisitos, diseño, implementación, pruebas y despliegue, con entregas parciales para cada fase dentro de un cronograma acordado.</w:t>
       </w:r>
     </w:p>
     <w:p>
@@ -13581,13 +13411,7 @@
         <w:rPr>
           <w:sz w:val="21"/>
         </w:rPr>
-        <w:t>Entrega parcial d</w:t>
-      </w:r>
-      <w:r>
-        <w:rPr>
-          <w:sz w:val="21"/>
-        </w:rPr>
-        <w:t xml:space="preserve">el sistema para mostrar avances y recolectar </w:t>
+        <w:t xml:space="preserve">Entrega parcial del sistema para mostrar avances y recolectar </w:t>
       </w:r>
       <w:proofErr w:type="spellStart"/>
       <w:r>
@@ -14717,14 +14541,7 @@
                 <w:spacing w:val="-2"/>
                 <w:sz w:val="21"/>
               </w:rPr>
-              <w:t>01/04</w:t>
-            </w:r>
-            <w:r>
-              <w:rPr>
-                <w:spacing w:val="-2"/>
-                <w:sz w:val="21"/>
-              </w:rPr>
-              <w:t>/2026</w:t>
+              <w:t>01/04/2026</w:t>
             </w:r>
           </w:p>
         </w:tc>
@@ -16463,10 +16280,7 @@
         <w:t xml:space="preserve"> </w:t>
       </w:r>
       <w:r>
-        <w:t>del Ent</w:t>
-      </w:r>
-      <w:r>
-        <w:t xml:space="preserve">orno de </w:t>
+        <w:t xml:space="preserve">del Entorno de </w:t>
       </w:r>
       <w:r>
         <w:rPr>
@@ -16744,52 +16558,14 @@
     <w:p>
       <w:pPr>
         <w:pStyle w:val="Prrafodelista"/>
-        <w:numPr>
-          <w:ilvl w:val="1"/>
-          <w:numId w:val="2"/>
-        </w:numPr>
         <w:tabs>
           <w:tab w:val="left" w:pos="604"/>
         </w:tabs>
-        <w:spacing w:before="50"/>
-        <w:ind w:left="604"/>
-        <w:rPr>
-          <w:sz w:val="21"/>
-        </w:rPr>
-      </w:pPr>
-      <w:r>
-        <w:rPr>
-          <w:sz w:val="21"/>
-        </w:rPr>
-        <w:t xml:space="preserve">Desarrollo de </w:t>
-      </w:r>
-      <w:proofErr w:type="spellStart"/>
-      <w:r>
-        <w:rPr>
-          <w:sz w:val="21"/>
-        </w:rPr>
-        <w:t>APIs</w:t>
-      </w:r>
-      <w:proofErr w:type="spellEnd"/>
-      <w:r>
-        <w:rPr>
-          <w:sz w:val="21"/>
-        </w:rPr>
-        <w:t xml:space="preserve"> </w:t>
-      </w:r>
-      <w:r>
-        <w:rPr>
-          <w:spacing w:val="-2"/>
-          <w:sz w:val="21"/>
-        </w:rPr>
-        <w:t>REST.</w:t>
-      </w:r>
-    </w:p>
-    <w:p>
-      <w:pPr>
-        <w:pStyle w:val="Textoindependiente"/>
-        <w:spacing w:before="56"/>
-        <w:ind w:left="0" w:firstLine="0"/>
+        <w:ind w:firstLine="0"/>
+        <w:rPr>
+          <w:sz w:val="21"/>
+          <w:u w:val="single"/>
+        </w:rPr>
       </w:pPr>
     </w:p>
     <w:p>
@@ -16869,6 +16645,32 @@
     <w:p>
       <w:pPr>
         <w:pStyle w:val="Prrafodelista"/>
+        <w:tabs>
+          <w:tab w:val="left" w:pos="604"/>
+        </w:tabs>
+        <w:spacing w:before="50"/>
+        <w:ind w:firstLine="0"/>
+        <w:rPr>
+          <w:sz w:val="21"/>
+        </w:rPr>
+      </w:pPr>
+      <w:r>
+        <w:rPr>
+          <w:sz w:val="21"/>
+        </w:rPr>
+        <w:t xml:space="preserve">Desarrollo de funcionalidades principales (reservas, pagos, </w:t>
+      </w:r>
+      <w:r>
+        <w:rPr>
+          <w:spacing w:val="-2"/>
+          <w:sz w:val="21"/>
+        </w:rPr>
+        <w:t>perfil).</w:t>
+      </w:r>
+    </w:p>
+    <w:p>
+      <w:pPr>
+        <w:pStyle w:val="Prrafodelista"/>
         <w:numPr>
           <w:ilvl w:val="1"/>
           <w:numId w:val="2"/>
@@ -16885,37 +16687,89 @@
         <w:rPr>
           <w:sz w:val="21"/>
         </w:rPr>
-        <w:t xml:space="preserve">Integración con </w:t>
-      </w:r>
-      <w:proofErr w:type="spellStart"/>
-      <w:r>
-        <w:rPr>
-          <w:sz w:val="21"/>
-        </w:rPr>
-        <w:t>APIs</w:t>
-      </w:r>
-      <w:proofErr w:type="spellEnd"/>
-      <w:r>
-        <w:rPr>
-          <w:sz w:val="21"/>
-        </w:rPr>
-        <w:t xml:space="preserve"> del </w:t>
-      </w:r>
-      <w:proofErr w:type="spellStart"/>
-      <w:r>
-        <w:rPr>
-          <w:spacing w:val="-2"/>
-          <w:sz w:val="21"/>
-        </w:rPr>
-        <w:t>backend</w:t>
-      </w:r>
-      <w:proofErr w:type="spellEnd"/>
-      <w:r>
-        <w:rPr>
-          <w:spacing w:val="-2"/>
-          <w:sz w:val="21"/>
-        </w:rPr>
-        <w:t>.</w:t>
+        <w:t xml:space="preserve">Adaptación a diseño responsive </w:t>
+      </w:r>
+      <w:r>
+        <w:rPr>
+          <w:spacing w:val="-2"/>
+          <w:sz w:val="21"/>
+        </w:rPr>
+        <w:t>(PWA).</w:t>
+      </w:r>
+    </w:p>
+    <w:p>
+      <w:pPr>
+        <w:pStyle w:val="Textoindependiente"/>
+        <w:spacing w:before="41"/>
+        <w:ind w:left="0" w:firstLine="0"/>
+      </w:pPr>
+    </w:p>
+    <w:p>
+      <w:pPr>
+        <w:pStyle w:val="Ttulo5"/>
+        <w:numPr>
+          <w:ilvl w:val="0"/>
+          <w:numId w:val="2"/>
+        </w:numPr>
+        <w:tabs>
+          <w:tab w:val="left" w:pos="239"/>
+        </w:tabs>
+        <w:ind w:left="239" w:hanging="235"/>
+      </w:pPr>
+      <w:r>
+        <w:t>Integraciones</w:t>
+      </w:r>
+      <w:r>
+        <w:rPr>
+          <w:spacing w:val="-1"/>
+        </w:rPr>
+        <w:t xml:space="preserve"> </w:t>
+      </w:r>
+      <w:r>
+        <w:rPr>
+          <w:spacing w:val="-2"/>
+        </w:rPr>
+        <w:t>Externas</w:t>
+      </w:r>
+    </w:p>
+    <w:p>
+      <w:pPr>
+        <w:pStyle w:val="Textoindependiente"/>
+        <w:spacing w:before="57"/>
+        <w:ind w:left="0" w:firstLine="0"/>
+        <w:rPr>
+          <w:b/>
+        </w:rPr>
+      </w:pPr>
+    </w:p>
+    <w:p>
+      <w:pPr>
+        <w:pStyle w:val="Prrafodelista"/>
+        <w:numPr>
+          <w:ilvl w:val="1"/>
+          <w:numId w:val="2"/>
+        </w:numPr>
+        <w:tabs>
+          <w:tab w:val="left" w:pos="604"/>
+        </w:tabs>
+        <w:spacing w:before="0"/>
+        <w:ind w:left="604"/>
+        <w:rPr>
+          <w:sz w:val="21"/>
+        </w:rPr>
+      </w:pPr>
+      <w:r>
+        <w:rPr>
+          <w:sz w:val="21"/>
+        </w:rPr>
+        <w:t xml:space="preserve">Integración con pasarela de pagos (Mercado </w:t>
+      </w:r>
+      <w:r>
+        <w:rPr>
+          <w:spacing w:val="-2"/>
+          <w:sz w:val="21"/>
+        </w:rPr>
+        <w:t>Pago).</w:t>
       </w:r>
     </w:p>
     <w:p>
@@ -16938,14 +16792,14 @@
         <w:rPr>
           <w:sz w:val="21"/>
         </w:rPr>
-        <w:t xml:space="preserve">Desarrollo de funcionalidades principales (reservas, pagos, </w:t>
-      </w:r>
-      <w:r>
-        <w:rPr>
-          <w:spacing w:val="-2"/>
-          <w:sz w:val="21"/>
-        </w:rPr>
-        <w:t>perfil).</w:t>
+        <w:t xml:space="preserve">Implementación de lectura de QR para </w:t>
+      </w:r>
+      <w:r>
+        <w:rPr>
+          <w:spacing w:val="-2"/>
+          <w:sz w:val="21"/>
+        </w:rPr>
+        <w:t>asistencia.</w:t>
       </w:r>
     </w:p>
     <w:p>
@@ -16967,14 +16821,14 @@
         <w:rPr>
           <w:sz w:val="21"/>
         </w:rPr>
-        <w:t xml:space="preserve">Adaptación a diseño responsive </w:t>
-      </w:r>
-      <w:r>
-        <w:rPr>
-          <w:spacing w:val="-2"/>
-          <w:sz w:val="21"/>
-        </w:rPr>
-        <w:t>(PWA).</w:t>
+        <w:t xml:space="preserve">Configuración de </w:t>
+      </w:r>
+      <w:r>
+        <w:rPr>
+          <w:spacing w:val="-2"/>
+          <w:sz w:val="21"/>
+        </w:rPr>
+        <w:t>notificaciones.</w:t>
       </w:r>
     </w:p>
     <w:p>
@@ -16994,10 +16848,11 @@
         <w:tabs>
           <w:tab w:val="left" w:pos="239"/>
         </w:tabs>
+        <w:spacing w:before="1"/>
         <w:ind w:left="239" w:hanging="235"/>
       </w:pPr>
       <w:r>
-        <w:t>Integraciones</w:t>
+        <w:t>Presentación</w:t>
       </w:r>
       <w:r>
         <w:rPr>
@@ -17006,16 +16861,19 @@
         <w:t xml:space="preserve"> </w:t>
       </w:r>
       <w:r>
-        <w:rPr>
-          <w:spacing w:val="-2"/>
-        </w:rPr>
-        <w:t>Externas</w:t>
+        <w:t xml:space="preserve">de </w:t>
+      </w:r>
+      <w:r>
+        <w:rPr>
+          <w:spacing w:val="-2"/>
+        </w:rPr>
+        <w:t>Demos</w:t>
       </w:r>
     </w:p>
     <w:p>
       <w:pPr>
         <w:pStyle w:val="Textoindependiente"/>
-        <w:spacing w:before="57"/>
+        <w:spacing w:before="56"/>
         <w:ind w:left="0" w:firstLine="0"/>
         <w:rPr>
           <w:b/>
@@ -17042,44 +16900,14 @@
         <w:rPr>
           <w:sz w:val="21"/>
         </w:rPr>
-        <w:t xml:space="preserve">Integración con pasarela de pagos (Mercado </w:t>
-      </w:r>
-      <w:r>
-        <w:rPr>
-          <w:spacing w:val="-2"/>
-          <w:sz w:val="21"/>
-        </w:rPr>
-        <w:t>Pago).</w:t>
-      </w:r>
-    </w:p>
-    <w:p>
-      <w:pPr>
-        <w:pStyle w:val="Prrafodelista"/>
-        <w:numPr>
-          <w:ilvl w:val="1"/>
-          <w:numId w:val="2"/>
-        </w:numPr>
-        <w:tabs>
-          <w:tab w:val="left" w:pos="604"/>
-        </w:tabs>
-        <w:spacing w:before="50"/>
-        <w:ind w:left="604"/>
-        <w:rPr>
-          <w:sz w:val="21"/>
-        </w:rPr>
-      </w:pPr>
-      <w:r>
-        <w:rPr>
-          <w:sz w:val="21"/>
-        </w:rPr>
-        <w:t xml:space="preserve">Implementación de lectura de QR para </w:t>
-      </w:r>
-      <w:r>
-        <w:rPr>
-          <w:spacing w:val="-2"/>
-          <w:sz w:val="21"/>
-        </w:rPr>
-        <w:t>asistencia.</w:t>
+        <w:t xml:space="preserve">Preparación de demostraciones funcionales del </w:t>
+      </w:r>
+      <w:r>
+        <w:rPr>
+          <w:spacing w:val="-2"/>
+          <w:sz w:val="21"/>
+        </w:rPr>
+        <w:t>sistema.</w:t>
       </w:r>
     </w:p>
     <w:p>
@@ -17101,114 +16929,6 @@
         <w:rPr>
           <w:sz w:val="21"/>
         </w:rPr>
-        <w:t xml:space="preserve">Configuración de </w:t>
-      </w:r>
-      <w:r>
-        <w:rPr>
-          <w:spacing w:val="-2"/>
-          <w:sz w:val="21"/>
-        </w:rPr>
-        <w:t>notificaciones.</w:t>
-      </w:r>
-    </w:p>
-    <w:p>
-      <w:pPr>
-        <w:pStyle w:val="Textoindependiente"/>
-        <w:spacing w:before="41"/>
-        <w:ind w:left="0" w:firstLine="0"/>
-      </w:pPr>
-    </w:p>
-    <w:p>
-      <w:pPr>
-        <w:pStyle w:val="Ttulo5"/>
-        <w:numPr>
-          <w:ilvl w:val="0"/>
-          <w:numId w:val="2"/>
-        </w:numPr>
-        <w:tabs>
-          <w:tab w:val="left" w:pos="239"/>
-        </w:tabs>
-        <w:spacing w:before="1"/>
-        <w:ind w:left="239" w:hanging="235"/>
-      </w:pPr>
-      <w:r>
-        <w:t>Presentación</w:t>
-      </w:r>
-      <w:r>
-        <w:rPr>
-          <w:spacing w:val="-1"/>
-        </w:rPr>
-        <w:t xml:space="preserve"> </w:t>
-      </w:r>
-      <w:r>
-        <w:t xml:space="preserve">de </w:t>
-      </w:r>
-      <w:r>
-        <w:rPr>
-          <w:spacing w:val="-2"/>
-        </w:rPr>
-        <w:t>Demos</w:t>
-      </w:r>
-    </w:p>
-    <w:p>
-      <w:pPr>
-        <w:pStyle w:val="Textoindependiente"/>
-        <w:spacing w:before="56"/>
-        <w:ind w:left="0" w:firstLine="0"/>
-        <w:rPr>
-          <w:b/>
-        </w:rPr>
-      </w:pPr>
-    </w:p>
-    <w:p>
-      <w:pPr>
-        <w:pStyle w:val="Prrafodelista"/>
-        <w:numPr>
-          <w:ilvl w:val="1"/>
-          <w:numId w:val="2"/>
-        </w:numPr>
-        <w:tabs>
-          <w:tab w:val="left" w:pos="604"/>
-        </w:tabs>
-        <w:spacing w:before="0"/>
-        <w:ind w:left="604"/>
-        <w:rPr>
-          <w:sz w:val="21"/>
-        </w:rPr>
-      </w:pPr>
-      <w:r>
-        <w:rPr>
-          <w:sz w:val="21"/>
-        </w:rPr>
-        <w:t xml:space="preserve">Preparación de demostraciones funcionales del </w:t>
-      </w:r>
-      <w:r>
-        <w:rPr>
-          <w:spacing w:val="-2"/>
-          <w:sz w:val="21"/>
-        </w:rPr>
-        <w:t>sistema.</w:t>
-      </w:r>
-    </w:p>
-    <w:p>
-      <w:pPr>
-        <w:pStyle w:val="Prrafodelista"/>
-        <w:numPr>
-          <w:ilvl w:val="1"/>
-          <w:numId w:val="2"/>
-        </w:numPr>
-        <w:tabs>
-          <w:tab w:val="left" w:pos="604"/>
-        </w:tabs>
-        <w:ind w:left="604"/>
-        <w:rPr>
-          <w:sz w:val="21"/>
-        </w:rPr>
-      </w:pPr>
-      <w:r>
-        <w:rPr>
-          <w:sz w:val="21"/>
-        </w:rPr>
         <w:t xml:space="preserve">Presentación de avances al cliente o </w:t>
       </w:r>
       <w:proofErr w:type="spellStart"/>
@@ -17217,14 +16937,7 @@
           <w:spacing w:val="-2"/>
           <w:sz w:val="21"/>
         </w:rPr>
-        <w:t>stakehol</w:t>
-      </w:r>
-      <w:r>
-        <w:rPr>
-          <w:spacing w:val="-2"/>
-          <w:sz w:val="21"/>
-        </w:rPr>
-        <w:t>ders</w:t>
+        <w:t>stakeholders</w:t>
       </w:r>
       <w:proofErr w:type="spellEnd"/>
       <w:r>
@@ -22491,18 +22204,7 @@
                 <w:u w:val="single"/>
                 <w:lang w:val="es-AR" w:eastAsia="es-AR"/>
               </w:rPr>
-              <w:t>P</w:t>
-            </w:r>
-            <w:r>
-              <w:rPr>
-                <w:rFonts w:ascii="Helvetica Neue" w:eastAsia="Times New Roman" w:hAnsi="Helvetica Neue" w:cs="Times New Roman"/>
-                <w:color w:val="333333"/>
-                <w:sz w:val="18"/>
-                <w:szCs w:val="18"/>
-                <w:u w:val="single"/>
-                <w:lang w:val="es-AR" w:eastAsia="es-AR"/>
-              </w:rPr>
-              <w:t>ruebas</w:t>
+              <w:t>Pruebas</w:t>
             </w:r>
             <w:r>
               <w:rPr>
@@ -23392,70 +23094,70 @@
         <v:path o:extrusionok="f" gradientshapeok="t" o:connecttype="rect"/>
         <o:lock v:ext="edit" aspectratio="t"/>
       </v:shapetype>
-      <v:shape id="_x0000_i2566" type="#_x0000_t75" style="width:7.5pt;height:7.5pt" o:bullet="t">
+      <v:shape id="_x0000_i1456" type="#_x0000_t75" style="width:7.5pt;height:7.5pt" o:bullet="t">
         <v:imagedata r:id="rId1" o:title="image1"/>
       </v:shape>
     </w:pict>
   </w:numPicBullet>
   <w:numPicBullet w:numPicBulletId="1">
     <w:pict>
-      <v:shape id="_x0000_i2567" type="#_x0000_t75" style="width:7.5pt;height:7.5pt" o:bullet="t">
+      <v:shape id="_x0000_i1457" type="#_x0000_t75" style="width:7.5pt;height:7.5pt" o:bullet="t">
         <v:imagedata r:id="rId2" o:title="image2"/>
       </v:shape>
     </w:pict>
   </w:numPicBullet>
   <w:numPicBullet w:numPicBulletId="2">
     <w:pict>
-      <v:shape id="_x0000_i2568" type="#_x0000_t75" style="width:7.5pt;height:7.5pt" o:bullet="t">
+      <v:shape id="_x0000_i1458" type="#_x0000_t75" style="width:7.5pt;height:7.5pt" o:bullet="t">
         <v:imagedata r:id="rId3" o:title="image3"/>
       </v:shape>
     </w:pict>
   </w:numPicBullet>
   <w:numPicBullet w:numPicBulletId="3">
     <w:pict>
-      <v:shape id="_x0000_i2569" type="#_x0000_t75" style="width:9pt;height:9pt" o:bullet="t">
+      <v:shape id="_x0000_i1459" type="#_x0000_t75" style="width:9pt;height:9pt" o:bullet="t">
         <v:imagedata r:id="rId4" o:title="image4"/>
       </v:shape>
     </w:pict>
   </w:numPicBullet>
   <w:numPicBullet w:numPicBulletId="4">
     <w:pict>
-      <v:shape id="_x0000_i2570" type="#_x0000_t75" style="width:7.5pt;height:7.5pt" o:bullet="t">
+      <v:shape id="_x0000_i1460" type="#_x0000_t75" style="width:7.5pt;height:7.5pt" o:bullet="t">
         <v:imagedata r:id="rId5" o:title="image5"/>
       </v:shape>
     </w:pict>
   </w:numPicBullet>
   <w:numPicBullet w:numPicBulletId="5">
     <w:pict>
-      <v:shape id="_x0000_i2571" type="#_x0000_t75" style="width:9pt;height:9pt" o:bullet="t">
+      <v:shape id="_x0000_i1461" type="#_x0000_t75" style="width:9pt;height:9pt" o:bullet="t">
         <v:imagedata r:id="rId6" o:title="image6"/>
       </v:shape>
     </w:pict>
   </w:numPicBullet>
   <w:numPicBullet w:numPicBulletId="6">
     <w:pict>
-      <v:shape id="_x0000_i2572" type="#_x0000_t75" style="width:7.5pt;height:7.5pt" o:bullet="t">
+      <v:shape id="_x0000_i1462" type="#_x0000_t75" style="width:7.5pt;height:7.5pt" o:bullet="t">
         <v:imagedata r:id="rId7" o:title="image8"/>
       </v:shape>
     </w:pict>
   </w:numPicBullet>
   <w:numPicBullet w:numPicBulletId="7">
     <w:pict>
-      <v:shape id="_x0000_i2573" type="#_x0000_t75" style="width:7.5pt;height:7.5pt" o:bullet="t">
+      <v:shape id="_x0000_i1463" type="#_x0000_t75" style="width:7.5pt;height:7.5pt" o:bullet="t">
         <v:imagedata r:id="rId8" o:title="image9"/>
       </v:shape>
     </w:pict>
   </w:numPicBullet>
   <w:numPicBullet w:numPicBulletId="8">
     <w:pict>
-      <v:shape id="_x0000_i2574" type="#_x0000_t75" style="width:7.5pt;height:7.5pt" o:bullet="t">
+      <v:shape id="_x0000_i1464" type="#_x0000_t75" style="width:7.5pt;height:7.5pt" o:bullet="t">
         <v:imagedata r:id="rId9" o:title="image10"/>
       </v:shape>
     </w:pict>
   </w:numPicBullet>
   <w:numPicBullet w:numPicBulletId="9">
     <w:pict>
-      <v:shape id="_x0000_i2575" type="#_x0000_t75" style="width:7.5pt;height:7.5pt" o:bullet="t">
+      <v:shape id="_x0000_i1465" type="#_x0000_t75" style="width:7.5pt;height:7.5pt" o:bullet="t">
         <v:imagedata r:id="rId10" o:title="image11"/>
       </v:shape>
     </w:pict>

--- a/docs/SRS+PGP.docx
+++ b/docs/SRS+PGP.docx
@@ -1,6 +1,6 @@
 
 <file path=word/document.xml><?xml version="1.0" encoding="utf-8"?>
-<w:document xmlns:wpc="http://schemas.microsoft.com/office/word/2010/wordprocessingCanvas" xmlns:cx="http://schemas.microsoft.com/office/drawing/2014/chartex" xmlns:cx1="http://schemas.microsoft.com/office/drawing/2015/9/8/chartex" xmlns:cx2="http://schemas.microsoft.com/office/drawing/2015/10/21/chartex" xmlns:cx3="http://schemas.microsoft.com/office/drawing/2016/5/9/chartex" xmlns:cx4="http://schemas.microsoft.com/office/drawing/2016/5/10/chartex" xmlns:cx5="http://schemas.microsoft.com/office/drawing/2016/5/11/chartex" xmlns:cx6="http://schemas.microsoft.com/office/drawing/2016/5/12/chartex" xmlns:cx7="http://schemas.microsoft.com/office/drawing/2016/5/13/chartex" xmlns:cx8="http://schemas.microsoft.com/office/drawing/2016/5/14/chartex" xmlns:mc="http://schemas.openxmlformats.org/markup-compatibility/2006" xmlns:aink="http://schemas.microsoft.com/office/drawing/2016/ink" xmlns:am3d="http://schemas.microsoft.com/office/drawing/2017/model3d" xmlns:o="urn:schemas-microsoft-com:office:office" xmlns:r="http://schemas.openxmlformats.org/officeDocument/2006/relationships" xmlns:m="http://schemas.openxmlformats.org/officeDocument/2006/math" xmlns:v="urn:schemas-microsoft-com:vml" xmlns:wp14="http://schemas.microsoft.com/office/word/2010/wordprocessingDrawing" xmlns:wp="http://schemas.openxmlformats.org/drawingml/2006/wordprocessingDrawing" xmlns:w10="urn:schemas-microsoft-com:office:word" xmlns:w="http://schemas.openxmlformats.org/wordprocessingml/2006/main" xmlns:w14="http://schemas.microsoft.com/office/word/2010/wordml" xmlns:w15="http://schemas.microsoft.com/office/word/2012/wordml" xmlns:w16cex="http://schemas.microsoft.com/office/word/2018/wordml/cex" xmlns:w16cid="http://schemas.microsoft.com/office/word/2016/wordml/cid" xmlns:w16="http://schemas.microsoft.com/office/word/2018/wordml" xmlns:w16sdtdh="http://schemas.microsoft.com/office/word/2020/wordml/sdtdatahash" xmlns:w16se="http://schemas.microsoft.com/office/word/2015/wordml/symex" xmlns:wpg="http://schemas.microsoft.com/office/word/2010/wordprocessingGroup" xmlns:wpi="http://schemas.microsoft.com/office/word/2010/wordprocessingInk" xmlns:wne="http://schemas.microsoft.com/office/word/2006/wordml" xmlns:wps="http://schemas.microsoft.com/office/word/2010/wordprocessingShape" mc:Ignorable="w14 w15 w16se w16cid w16 w16cex w16sdtdh wp14">
+<w:document xmlns:wpc="http://schemas.microsoft.com/office/word/2010/wordprocessingCanvas" xmlns:cx="http://schemas.microsoft.com/office/drawing/2014/chartex" xmlns:cx1="http://schemas.microsoft.com/office/drawing/2015/9/8/chartex" xmlns:cx2="http://schemas.microsoft.com/office/drawing/2015/10/21/chartex" xmlns:cx3="http://schemas.microsoft.com/office/drawing/2016/5/9/chartex" xmlns:cx4="http://schemas.microsoft.com/office/drawing/2016/5/10/chartex" xmlns:cx5="http://schemas.microsoft.com/office/drawing/2016/5/11/chartex" xmlns:cx6="http://schemas.microsoft.com/office/drawing/2016/5/12/chartex" xmlns:cx7="http://schemas.microsoft.com/office/drawing/2016/5/13/chartex" xmlns:cx8="http://schemas.microsoft.com/office/drawing/2016/5/14/chartex" xmlns:mc="http://schemas.openxmlformats.org/markup-compatibility/2006" xmlns:aink="http://schemas.microsoft.com/office/drawing/2016/ink" xmlns:am3d="http://schemas.microsoft.com/office/drawing/2017/model3d" xmlns:o="urn:schemas-microsoft-com:office:office" xmlns:oel="http://schemas.microsoft.com/office/2019/extlst" xmlns:r="http://schemas.openxmlformats.org/officeDocument/2006/relationships" xmlns:m="http://schemas.openxmlformats.org/officeDocument/2006/math" xmlns:v="urn:schemas-microsoft-com:vml" xmlns:wp14="http://schemas.microsoft.com/office/word/2010/wordprocessingDrawing" xmlns:wp="http://schemas.openxmlformats.org/drawingml/2006/wordprocessingDrawing" xmlns:w10="urn:schemas-microsoft-com:office:word" xmlns:w="http://schemas.openxmlformats.org/wordprocessingml/2006/main" xmlns:w14="http://schemas.microsoft.com/office/word/2010/wordml" xmlns:w15="http://schemas.microsoft.com/office/word/2012/wordml" xmlns:w16cex="http://schemas.microsoft.com/office/word/2018/wordml/cex" xmlns:w16cid="http://schemas.microsoft.com/office/word/2016/wordml/cid" xmlns:w16="http://schemas.microsoft.com/office/word/2018/wordml" xmlns:w16du="http://schemas.microsoft.com/office/word/2023/wordml/word16du" xmlns:w16sdtdh="http://schemas.microsoft.com/office/word/2020/wordml/sdtdatahash" xmlns:w16sdtfl="http://schemas.microsoft.com/office/word/2024/wordml/sdtformatlock" xmlns:w16se="http://schemas.microsoft.com/office/word/2015/wordml/symex" xmlns:wpg="http://schemas.microsoft.com/office/word/2010/wordprocessingGroup" xmlns:wpi="http://schemas.microsoft.com/office/word/2010/wordprocessingInk" xmlns:wne="http://schemas.microsoft.com/office/word/2006/wordml" xmlns:wps="http://schemas.microsoft.com/office/word/2010/wordprocessingShape" mc:Ignorable="w14 w15 w16se w16cid w16 w16cex w16sdtdh w16sdtfl w16du wp14">
   <w:body>
     <w:p>
       <w:pPr>
@@ -801,7 +801,6 @@
               <w:bottom w:val="nil"/>
               <w:right w:val="nil"/>
             </w:tcBorders>
-            <w:shd w:val="clear" w:color="auto" w:fill="auto"/>
             <w:tcMar>
               <w:top w:w="80" w:type="dxa"/>
               <w:left w:w="80" w:type="dxa"/>
@@ -1658,7 +1657,6 @@
               <w:bottom w:val="nil"/>
               <w:right w:val="nil"/>
             </w:tcBorders>
-            <w:shd w:val="clear" w:color="auto" w:fill="auto"/>
             <w:tcMar>
               <w:top w:w="80" w:type="dxa"/>
               <w:left w:w="80" w:type="dxa"/>
@@ -1693,7 +1691,7 @@
                 <w:noProof/>
               </w:rPr>
               <w:drawing>
-                <wp:inline distT="0" distB="0" distL="0" distR="0" wp14:anchorId="6D8DD3AF" wp14:editId="74FEC0EE">
+                <wp:inline distT="0" distB="0" distL="0" distR="0" wp14:anchorId="6D8DD3AF" wp14:editId="331F66CA">
                   <wp:extent cx="933450" cy="839381"/>
                   <wp:effectExtent l="0" t="0" r="0" b="0"/>
                   <wp:docPr id="14" name="Imagen 14"/>
@@ -1752,7 +1750,6 @@
               <w:bottom w:val="nil"/>
               <w:right w:val="nil"/>
             </w:tcBorders>
-            <w:shd w:val="clear" w:color="auto" w:fill="auto"/>
             <w:tcMar>
               <w:top w:w="80" w:type="dxa"/>
               <w:left w:w="80" w:type="dxa"/>
@@ -1772,7 +1769,6 @@
               <w:bottom w:val="nil"/>
               <w:right w:val="nil"/>
             </w:tcBorders>
-            <w:shd w:val="clear" w:color="auto" w:fill="auto"/>
             <w:tcMar>
               <w:top w:w="80" w:type="dxa"/>
               <w:left w:w="80" w:type="dxa"/>
@@ -8435,18 +8431,30 @@
           <w:tab w:val="left" w:pos="388"/>
         </w:tabs>
         <w:ind w:left="388" w:hanging="384"/>
-      </w:pPr>
-      <w:r>
+        <w:rPr>
+          <w:b/>
+          <w:bCs/>
+        </w:rPr>
+      </w:pPr>
+      <w:r>
+        <w:rPr>
+          <w:b/>
+          <w:bCs/>
+        </w:rPr>
         <w:t>Requisitos</w:t>
       </w:r>
       <w:r>
         <w:rPr>
+          <w:b/>
+          <w:bCs/>
           <w:spacing w:val="14"/>
         </w:rPr>
         <w:t xml:space="preserve"> </w:t>
       </w:r>
       <w:r>
         <w:rPr>
+          <w:b/>
+          <w:bCs/>
           <w:spacing w:val="-2"/>
         </w:rPr>
         <w:t>funcionales</w:t>
@@ -8464,2212 +8472,221 @@
     </w:p>
     <w:p>
       <w:pPr>
-        <w:pStyle w:val="Ttulo5"/>
-        <w:numPr>
-          <w:ilvl w:val="2"/>
-          <w:numId w:val="8"/>
-        </w:numPr>
-        <w:tabs>
-          <w:tab w:val="left" w:pos="538"/>
-        </w:tabs>
-        <w:spacing w:before="143"/>
-        <w:ind w:left="538" w:hanging="534"/>
-      </w:pPr>
-      <w:r>
+        <w:pStyle w:val="Textoindependiente"/>
+        <w:spacing w:before="24"/>
+        <w:rPr>
+          <w:lang w:val="es-AR"/>
+        </w:rPr>
+      </w:pPr>
+      <w:r>
+        <w:rPr>
+          <w:lang w:val="es-AR"/>
+        </w:rPr>
         <w:lastRenderedPageBreak/>
-        <w:t>Gestión</w:t>
-      </w:r>
-      <w:r>
-        <w:rPr>
-          <w:spacing w:val="-1"/>
-        </w:rPr>
-        <w:t xml:space="preserve"> </w:t>
-      </w:r>
-      <w:r>
-        <w:t xml:space="preserve">de Autenticación y </w:t>
-      </w:r>
-      <w:r>
-        <w:rPr>
-          <w:spacing w:val="-2"/>
-        </w:rPr>
-        <w:t>Usuarios</w:t>
+        <w:t>3.2.1 Gestión de Autenticación y Usuarios</w:t>
       </w:r>
     </w:p>
     <w:p>
       <w:pPr>
         <w:pStyle w:val="Textoindependiente"/>
-        <w:spacing w:before="56"/>
-        <w:ind w:left="0" w:firstLine="0"/>
+        <w:spacing w:before="24"/>
+        <w:rPr>
+          <w:lang w:val="es-AR"/>
+        </w:rPr>
+      </w:pPr>
+      <w:r>
+        <w:rPr>
+          <w:lang w:val="es-AR"/>
+        </w:rPr>
+        <w:t>3.2.2 Gestión de Actividades y Reservas</w:t>
+      </w:r>
+    </w:p>
+    <w:p>
+      <w:pPr>
+        <w:pStyle w:val="Textoindependiente"/>
+        <w:spacing w:before="24"/>
+        <w:rPr>
+          <w:lang w:val="es-AR"/>
+        </w:rPr>
+      </w:pPr>
+      <w:r>
+        <w:rPr>
+          <w:lang w:val="es-AR"/>
+        </w:rPr>
+        <w:t>3.2.3 Turnos</w:t>
+      </w:r>
+    </w:p>
+    <w:p>
+      <w:pPr>
+        <w:pStyle w:val="Textoindependiente"/>
+        <w:spacing w:before="24"/>
+        <w:rPr>
+          <w:lang w:val="es-AR"/>
+        </w:rPr>
+      </w:pPr>
+      <w:r>
+        <w:rPr>
+          <w:lang w:val="es-AR"/>
+        </w:rPr>
+        <w:t>3.2.4 Reservas</w:t>
+      </w:r>
+    </w:p>
+    <w:p>
+      <w:pPr>
+        <w:pStyle w:val="Textoindependiente"/>
+        <w:spacing w:before="24"/>
+        <w:rPr>
+          <w:lang w:val="es-AR"/>
+        </w:rPr>
+      </w:pPr>
+      <w:r>
+        <w:rPr>
+          <w:lang w:val="es-AR"/>
+        </w:rPr>
+        <w:t>3.2.5 Gestión de Lista de Espera</w:t>
+      </w:r>
+    </w:p>
+    <w:p>
+      <w:pPr>
+        <w:pStyle w:val="Textoindependiente"/>
+        <w:spacing w:before="24"/>
+        <w:rPr>
+          <w:lang w:val="es-AR"/>
+        </w:rPr>
+      </w:pPr>
+      <w:r>
+        <w:rPr>
+          <w:lang w:val="es-AR"/>
+        </w:rPr>
+        <w:t>3.2.6 Gestión de Créditos y Pagos</w:t>
+      </w:r>
+    </w:p>
+    <w:p>
+      <w:pPr>
+        <w:pStyle w:val="Textoindependiente"/>
+        <w:spacing w:before="24"/>
+        <w:rPr>
+          <w:lang w:val="es-AR"/>
+        </w:rPr>
+      </w:pPr>
+      <w:r>
+        <w:rPr>
+          <w:lang w:val="es-AR"/>
+        </w:rPr>
+        <w:t>3.2.7 Gestión de Notificaciones</w:t>
+      </w:r>
+    </w:p>
+    <w:p>
+      <w:pPr>
+        <w:pStyle w:val="Textoindependiente"/>
+        <w:spacing w:before="24"/>
+        <w:rPr>
+          <w:lang w:val="es-AR"/>
+        </w:rPr>
+      </w:pPr>
+      <w:r>
+        <w:rPr>
+          <w:lang w:val="es-AR"/>
+        </w:rPr>
+        <w:t>3.2.8 Gestión de Personal</w:t>
+      </w:r>
+    </w:p>
+    <w:p>
+      <w:pPr>
+        <w:pStyle w:val="Textoindependiente"/>
+        <w:spacing w:before="24"/>
+        <w:rPr>
+          <w:lang w:val="es-AR"/>
+        </w:rPr>
+      </w:pPr>
+      <w:r>
+        <w:rPr>
+          <w:lang w:val="es-AR"/>
+        </w:rPr>
+        <w:t>3.2.9 Gestión de Roles y Permisos</w:t>
+      </w:r>
+    </w:p>
+    <w:p>
+      <w:pPr>
+        <w:pStyle w:val="Textoindependiente"/>
+        <w:spacing w:before="24"/>
+        <w:rPr>
+          <w:lang w:val="es-AR"/>
+        </w:rPr>
+      </w:pPr>
+      <w:r>
+        <w:rPr>
+          <w:lang w:val="es-AR"/>
+        </w:rPr>
+        <w:t>3.2.10 Gestión de Asistencia</w:t>
+      </w:r>
+    </w:p>
+    <w:p>
+      <w:pPr>
+        <w:pStyle w:val="Textoindependiente"/>
+        <w:spacing w:before="24"/>
+        <w:rPr>
+          <w:lang w:val="es-AR"/>
+        </w:rPr>
+      </w:pPr>
+      <w:r>
+        <w:rPr>
+          <w:lang w:val="es-AR"/>
+        </w:rPr>
+        <w:t>3.2.11 Métricas</w:t>
+      </w:r>
+    </w:p>
+    <w:p>
+      <w:pPr>
+        <w:pStyle w:val="Textoindependiente"/>
+        <w:spacing w:before="24"/>
         <w:rPr>
           <w:b/>
-        </w:rPr>
-      </w:pPr>
-    </w:p>
-    <w:p>
-      <w:pPr>
-        <w:pStyle w:val="Prrafodelista"/>
-        <w:numPr>
-          <w:ilvl w:val="3"/>
-          <w:numId w:val="8"/>
-        </w:numPr>
-        <w:tabs>
-          <w:tab w:val="left" w:pos="604"/>
-        </w:tabs>
-        <w:spacing w:before="0"/>
-        <w:ind w:left="604"/>
-        <w:rPr>
-          <w:sz w:val="21"/>
-        </w:rPr>
-      </w:pPr>
-      <w:r>
-        <w:rPr>
-          <w:sz w:val="21"/>
-        </w:rPr>
-        <w:t xml:space="preserve">RF-01: </w:t>
-      </w:r>
-      <w:r>
-        <w:rPr>
-          <w:spacing w:val="-2"/>
-          <w:sz w:val="21"/>
-        </w:rPr>
-        <w:t>Registrarse.</w:t>
-      </w:r>
-    </w:p>
-    <w:p>
-      <w:pPr>
-        <w:pStyle w:val="Prrafodelista"/>
-        <w:numPr>
-          <w:ilvl w:val="3"/>
-          <w:numId w:val="8"/>
-        </w:numPr>
-        <w:tabs>
-          <w:tab w:val="left" w:pos="604"/>
-        </w:tabs>
-        <w:ind w:left="604"/>
-        <w:rPr>
-          <w:sz w:val="21"/>
-        </w:rPr>
-      </w:pPr>
-      <w:r>
-        <w:rPr>
-          <w:sz w:val="21"/>
-        </w:rPr>
-        <w:t xml:space="preserve">RF-02: Iniciar </w:t>
-      </w:r>
-      <w:r>
-        <w:rPr>
-          <w:spacing w:val="-2"/>
-          <w:sz w:val="21"/>
-        </w:rPr>
-        <w:t>sesión.</w:t>
-      </w:r>
-    </w:p>
-    <w:p>
-      <w:pPr>
-        <w:pStyle w:val="Prrafodelista"/>
-        <w:numPr>
-          <w:ilvl w:val="3"/>
-          <w:numId w:val="8"/>
-        </w:numPr>
-        <w:tabs>
-          <w:tab w:val="left" w:pos="604"/>
-        </w:tabs>
-        <w:ind w:left="604"/>
-        <w:rPr>
-          <w:sz w:val="21"/>
-        </w:rPr>
-      </w:pPr>
-      <w:r>
-        <w:rPr>
-          <w:sz w:val="21"/>
-        </w:rPr>
-        <w:t xml:space="preserve">RF-03: Cerrar </w:t>
-      </w:r>
-      <w:r>
-        <w:rPr>
-          <w:spacing w:val="-2"/>
-          <w:sz w:val="21"/>
-        </w:rPr>
-        <w:t>sesión.</w:t>
-      </w:r>
-    </w:p>
-    <w:p>
-      <w:pPr>
-        <w:pStyle w:val="Prrafodelista"/>
-        <w:numPr>
-          <w:ilvl w:val="3"/>
-          <w:numId w:val="8"/>
-        </w:numPr>
-        <w:tabs>
-          <w:tab w:val="left" w:pos="604"/>
-        </w:tabs>
-        <w:spacing w:before="50"/>
-        <w:ind w:left="604"/>
-        <w:rPr>
-          <w:sz w:val="21"/>
-        </w:rPr>
-      </w:pPr>
-      <w:r>
-        <w:rPr>
-          <w:sz w:val="21"/>
-        </w:rPr>
-        <w:t>RF-04:</w:t>
-      </w:r>
-      <w:r>
-        <w:rPr>
-          <w:spacing w:val="-4"/>
-          <w:sz w:val="21"/>
-        </w:rPr>
-        <w:t xml:space="preserve"> </w:t>
-      </w:r>
-      <w:r>
-        <w:rPr>
-          <w:sz w:val="21"/>
-        </w:rPr>
-        <w:t>Recuperar</w:t>
-      </w:r>
-      <w:r>
-        <w:rPr>
-          <w:spacing w:val="-3"/>
-          <w:sz w:val="21"/>
-        </w:rPr>
-        <w:t xml:space="preserve"> </w:t>
-      </w:r>
-      <w:r>
-        <w:rPr>
-          <w:spacing w:val="-2"/>
-          <w:sz w:val="21"/>
-        </w:rPr>
-        <w:t>contraseña.</w:t>
-      </w:r>
-    </w:p>
-    <w:p>
-      <w:pPr>
-        <w:pStyle w:val="Prrafodelista"/>
-        <w:numPr>
-          <w:ilvl w:val="3"/>
-          <w:numId w:val="8"/>
-        </w:numPr>
-        <w:tabs>
-          <w:tab w:val="left" w:pos="604"/>
-        </w:tabs>
-        <w:ind w:left="604"/>
-        <w:rPr>
-          <w:sz w:val="21"/>
-        </w:rPr>
-      </w:pPr>
-      <w:r>
-        <w:rPr>
-          <w:sz w:val="21"/>
-        </w:rPr>
-        <w:t xml:space="preserve">RF-05: Modificar </w:t>
-      </w:r>
-      <w:r>
-        <w:rPr>
-          <w:spacing w:val="-2"/>
-          <w:sz w:val="21"/>
-        </w:rPr>
-        <w:t>contraseña.</w:t>
-      </w:r>
-    </w:p>
-    <w:p>
-      <w:pPr>
-        <w:pStyle w:val="Prrafodelista"/>
-        <w:numPr>
-          <w:ilvl w:val="3"/>
-          <w:numId w:val="8"/>
-        </w:numPr>
-        <w:tabs>
-          <w:tab w:val="left" w:pos="604"/>
-        </w:tabs>
-        <w:ind w:left="604"/>
-        <w:rPr>
-          <w:sz w:val="21"/>
-        </w:rPr>
-      </w:pPr>
-      <w:r>
-        <w:rPr>
-          <w:sz w:val="21"/>
-        </w:rPr>
-        <w:t>RF-06:</w:t>
-      </w:r>
-      <w:r>
-        <w:rPr>
-          <w:spacing w:val="-6"/>
-          <w:sz w:val="21"/>
-        </w:rPr>
-        <w:t xml:space="preserve"> </w:t>
-      </w:r>
-      <w:r>
-        <w:rPr>
-          <w:sz w:val="21"/>
-        </w:rPr>
-        <w:t>Ver</w:t>
-      </w:r>
-      <w:r>
-        <w:rPr>
-          <w:spacing w:val="-3"/>
-          <w:sz w:val="21"/>
-        </w:rPr>
-        <w:t xml:space="preserve"> </w:t>
-      </w:r>
-      <w:r>
-        <w:rPr>
-          <w:sz w:val="21"/>
-        </w:rPr>
-        <w:t>perfil</w:t>
-      </w:r>
-      <w:r>
-        <w:rPr>
-          <w:spacing w:val="-4"/>
-          <w:sz w:val="21"/>
-        </w:rPr>
-        <w:t xml:space="preserve"> </w:t>
-      </w:r>
-      <w:r>
-        <w:rPr>
-          <w:sz w:val="21"/>
-        </w:rPr>
-        <w:t>de</w:t>
-      </w:r>
-      <w:r>
-        <w:rPr>
-          <w:spacing w:val="-3"/>
-          <w:sz w:val="21"/>
-        </w:rPr>
-        <w:t xml:space="preserve"> </w:t>
-      </w:r>
-      <w:r>
-        <w:rPr>
-          <w:spacing w:val="-2"/>
-          <w:sz w:val="21"/>
-        </w:rPr>
-        <w:t>usuario.</w:t>
-      </w:r>
-    </w:p>
-    <w:p>
-      <w:pPr>
-        <w:pStyle w:val="Prrafodelista"/>
-        <w:numPr>
-          <w:ilvl w:val="3"/>
-          <w:numId w:val="8"/>
-        </w:numPr>
-        <w:tabs>
-          <w:tab w:val="left" w:pos="604"/>
-        </w:tabs>
-        <w:spacing w:before="50"/>
-        <w:ind w:left="604"/>
-        <w:rPr>
-          <w:sz w:val="21"/>
-        </w:rPr>
-      </w:pPr>
-      <w:r>
-        <w:rPr>
-          <w:sz w:val="21"/>
-        </w:rPr>
-        <w:t xml:space="preserve">RF-07: Editar perfil de </w:t>
-      </w:r>
-      <w:r>
-        <w:rPr>
-          <w:spacing w:val="-2"/>
-          <w:sz w:val="21"/>
-        </w:rPr>
-        <w:t>usuario.</w:t>
-      </w:r>
+          <w:bCs/>
+          <w:lang w:val="es-AR"/>
+        </w:rPr>
+      </w:pPr>
     </w:p>
     <w:p>
       <w:pPr>
         <w:pStyle w:val="Textoindependiente"/>
-        <w:spacing w:before="42"/>
-        <w:ind w:left="0" w:firstLine="0"/>
-      </w:pPr>
-    </w:p>
-    <w:p>
-      <w:pPr>
-        <w:pStyle w:val="Ttulo5"/>
-        <w:numPr>
-          <w:ilvl w:val="2"/>
-          <w:numId w:val="8"/>
-        </w:numPr>
-        <w:tabs>
-          <w:tab w:val="left" w:pos="538"/>
-        </w:tabs>
-        <w:ind w:left="538" w:hanging="534"/>
-      </w:pPr>
-      <w:r>
-        <w:t xml:space="preserve">Gestión de Actividades y </w:t>
-      </w:r>
-      <w:r>
-        <w:rPr>
-          <w:spacing w:val="-2"/>
-        </w:rPr>
-        <w:t>Reservas</w:t>
-      </w:r>
+        <w:spacing w:before="24"/>
+        <w:rPr>
+          <w:lang w:val="es-AR"/>
+        </w:rPr>
+      </w:pPr>
+      <w:proofErr w:type="gramStart"/>
+      <w:r>
+        <w:rPr>
+          <w:lang w:val="es-AR"/>
+        </w:rPr>
+        <w:t>Link</w:t>
+      </w:r>
+      <w:proofErr w:type="gramEnd"/>
+      <w:r>
+        <w:rPr>
+          <w:lang w:val="es-AR"/>
+        </w:rPr>
+        <w:t xml:space="preserve"> a Taiga: </w:t>
+      </w:r>
+      <w:hyperlink r:id="rId15" w:history="1">
+        <w:r>
+          <w:rPr>
+            <w:rStyle w:val="Hipervnculo"/>
+            <w:lang w:val="es-AR"/>
+          </w:rPr>
+          <w:t>https://tree.taiga.io/project/isa-cast-ing2_2026_grupo_47/epics</w:t>
+        </w:r>
+      </w:hyperlink>
     </w:p>
     <w:p>
       <w:pPr>
         <w:pStyle w:val="Textoindependiente"/>
-        <w:spacing w:before="56"/>
-        <w:ind w:left="0" w:firstLine="0"/>
-        <w:rPr>
-          <w:b/>
-        </w:rPr>
-      </w:pPr>
-    </w:p>
-    <w:p>
-      <w:pPr>
-        <w:pStyle w:val="Prrafodelista"/>
-        <w:numPr>
-          <w:ilvl w:val="3"/>
-          <w:numId w:val="8"/>
-        </w:numPr>
-        <w:tabs>
-          <w:tab w:val="left" w:pos="604"/>
-        </w:tabs>
-        <w:spacing w:before="0"/>
-        <w:ind w:left="604"/>
-        <w:rPr>
-          <w:sz w:val="21"/>
-        </w:rPr>
-      </w:pPr>
-      <w:r>
-        <w:rPr>
-          <w:sz w:val="21"/>
-        </w:rPr>
-        <w:t xml:space="preserve">RF-08: Consultar mis actividades y clases </w:t>
-      </w:r>
-      <w:r>
-        <w:rPr>
-          <w:spacing w:val="-2"/>
-          <w:sz w:val="21"/>
-        </w:rPr>
-        <w:t>reservadas.</w:t>
-      </w:r>
-    </w:p>
-    <w:p>
-      <w:pPr>
-        <w:pStyle w:val="Prrafodelista"/>
-        <w:numPr>
-          <w:ilvl w:val="3"/>
-          <w:numId w:val="8"/>
-        </w:numPr>
-        <w:tabs>
-          <w:tab w:val="left" w:pos="604"/>
-        </w:tabs>
-        <w:ind w:left="604"/>
-        <w:rPr>
-          <w:sz w:val="21"/>
-        </w:rPr>
-      </w:pPr>
-      <w:r>
-        <w:rPr>
-          <w:sz w:val="21"/>
-        </w:rPr>
-        <w:t xml:space="preserve">RF-09: Consultar listado de actividades disponibles para </w:t>
-      </w:r>
-      <w:r>
-        <w:rPr>
-          <w:spacing w:val="-2"/>
-          <w:sz w:val="21"/>
-        </w:rPr>
-        <w:t>reservar.</w:t>
-      </w:r>
-    </w:p>
-    <w:p>
-      <w:pPr>
-        <w:pStyle w:val="Prrafodelista"/>
-        <w:numPr>
-          <w:ilvl w:val="3"/>
-          <w:numId w:val="8"/>
-        </w:numPr>
-        <w:tabs>
-          <w:tab w:val="left" w:pos="604"/>
-        </w:tabs>
-        <w:ind w:left="604"/>
-        <w:rPr>
-          <w:sz w:val="21"/>
-        </w:rPr>
-      </w:pPr>
-      <w:r>
-        <w:rPr>
-          <w:sz w:val="21"/>
-        </w:rPr>
-        <w:t xml:space="preserve">RF-10: Consultar listado de </w:t>
-      </w:r>
-      <w:r>
-        <w:rPr>
-          <w:spacing w:val="-2"/>
-          <w:sz w:val="21"/>
-        </w:rPr>
-        <w:t>actividades.</w:t>
-      </w:r>
-    </w:p>
-    <w:p>
-      <w:pPr>
-        <w:pStyle w:val="Prrafodelista"/>
-        <w:numPr>
-          <w:ilvl w:val="3"/>
-          <w:numId w:val="8"/>
-        </w:numPr>
-        <w:tabs>
-          <w:tab w:val="left" w:pos="604"/>
-        </w:tabs>
-        <w:spacing w:before="50"/>
-        <w:ind w:left="604"/>
-        <w:rPr>
-          <w:sz w:val="21"/>
-        </w:rPr>
-      </w:pPr>
-      <w:r>
-        <w:rPr>
-          <w:sz w:val="21"/>
-        </w:rPr>
-        <w:t xml:space="preserve">RF-11: Crear actividad </w:t>
-      </w:r>
-      <w:r>
-        <w:rPr>
-          <w:spacing w:val="-2"/>
-          <w:sz w:val="21"/>
-        </w:rPr>
-        <w:t>deportiva.</w:t>
-      </w:r>
-    </w:p>
-    <w:p>
-      <w:pPr>
-        <w:pStyle w:val="Prrafodelista"/>
-        <w:numPr>
-          <w:ilvl w:val="3"/>
-          <w:numId w:val="8"/>
-        </w:numPr>
-        <w:tabs>
-          <w:tab w:val="left" w:pos="604"/>
-        </w:tabs>
-        <w:ind w:left="604"/>
-        <w:rPr>
-          <w:sz w:val="21"/>
-        </w:rPr>
-      </w:pPr>
-      <w:r>
-        <w:rPr>
-          <w:sz w:val="21"/>
-        </w:rPr>
-        <w:t xml:space="preserve">RF-12: Modificar actividad </w:t>
-      </w:r>
-      <w:r>
-        <w:rPr>
-          <w:spacing w:val="-2"/>
-          <w:sz w:val="21"/>
-        </w:rPr>
-        <w:t>deportiva.</w:t>
-      </w:r>
-    </w:p>
-    <w:p>
-      <w:pPr>
-        <w:pStyle w:val="Prrafodelista"/>
-        <w:numPr>
-          <w:ilvl w:val="3"/>
-          <w:numId w:val="8"/>
-        </w:numPr>
-        <w:tabs>
-          <w:tab w:val="left" w:pos="604"/>
-        </w:tabs>
-        <w:ind w:left="604"/>
-        <w:rPr>
-          <w:sz w:val="21"/>
-        </w:rPr>
-      </w:pPr>
-      <w:r>
-        <w:rPr>
-          <w:sz w:val="21"/>
-        </w:rPr>
-        <w:t xml:space="preserve">RF-13: Dar de baja actividad </w:t>
-      </w:r>
-      <w:r>
-        <w:rPr>
-          <w:spacing w:val="-2"/>
-          <w:sz w:val="21"/>
-        </w:rPr>
-        <w:t>deportiva.</w:t>
-      </w:r>
-    </w:p>
-    <w:p>
-      <w:pPr>
-        <w:pStyle w:val="Prrafodelista"/>
-        <w:numPr>
-          <w:ilvl w:val="3"/>
-          <w:numId w:val="8"/>
-        </w:numPr>
-        <w:tabs>
-          <w:tab w:val="left" w:pos="604"/>
-        </w:tabs>
-        <w:spacing w:before="50"/>
-        <w:ind w:left="604"/>
-        <w:rPr>
-          <w:sz w:val="21"/>
-        </w:rPr>
-      </w:pPr>
-      <w:r>
-        <w:rPr>
-          <w:sz w:val="21"/>
-        </w:rPr>
-        <w:t xml:space="preserve">RF-14: Filtrar actividades por tipo, horarios y disponibilidad de </w:t>
-      </w:r>
-      <w:r>
-        <w:rPr>
-          <w:spacing w:val="-2"/>
-          <w:sz w:val="21"/>
-        </w:rPr>
-        <w:t>cupo.</w:t>
-      </w:r>
-    </w:p>
-    <w:p>
-      <w:pPr>
-        <w:pStyle w:val="Textoindependiente"/>
-        <w:spacing w:before="41"/>
-        <w:ind w:left="0" w:firstLine="0"/>
-      </w:pPr>
-    </w:p>
-    <w:p>
-      <w:pPr>
-        <w:pStyle w:val="Ttulo5"/>
-        <w:numPr>
-          <w:ilvl w:val="2"/>
-          <w:numId w:val="8"/>
-        </w:numPr>
-        <w:tabs>
-          <w:tab w:val="left" w:pos="538"/>
-        </w:tabs>
-        <w:spacing w:before="1"/>
-        <w:ind w:left="538" w:hanging="534"/>
-      </w:pPr>
-      <w:r>
-        <w:rPr>
-          <w:spacing w:val="-2"/>
-        </w:rPr>
-        <w:t>Turnos</w:t>
-      </w:r>
-    </w:p>
-    <w:p>
-      <w:pPr>
-        <w:pStyle w:val="Textoindependiente"/>
-        <w:spacing w:before="56"/>
-        <w:ind w:left="0" w:firstLine="0"/>
-        <w:rPr>
-          <w:b/>
-        </w:rPr>
-      </w:pPr>
-    </w:p>
-    <w:p>
-      <w:pPr>
-        <w:pStyle w:val="Prrafodelista"/>
-        <w:numPr>
-          <w:ilvl w:val="3"/>
-          <w:numId w:val="8"/>
-        </w:numPr>
-        <w:tabs>
-          <w:tab w:val="left" w:pos="604"/>
-        </w:tabs>
-        <w:spacing w:before="0"/>
-        <w:ind w:left="604"/>
-        <w:rPr>
-          <w:sz w:val="21"/>
-        </w:rPr>
-      </w:pPr>
-      <w:r>
-        <w:rPr>
-          <w:sz w:val="21"/>
-        </w:rPr>
-        <w:t xml:space="preserve">RF-15: Crear turnos de una </w:t>
-      </w:r>
-      <w:r>
-        <w:rPr>
-          <w:spacing w:val="-2"/>
-          <w:sz w:val="21"/>
-        </w:rPr>
-        <w:t>actividad.</w:t>
-      </w:r>
-    </w:p>
-    <w:p>
-      <w:pPr>
-        <w:pStyle w:val="Prrafodelista"/>
-        <w:numPr>
-          <w:ilvl w:val="3"/>
-          <w:numId w:val="8"/>
-        </w:numPr>
-        <w:tabs>
-          <w:tab w:val="left" w:pos="604"/>
-        </w:tabs>
-        <w:ind w:left="604"/>
-        <w:rPr>
-          <w:sz w:val="21"/>
-        </w:rPr>
-      </w:pPr>
-      <w:r>
-        <w:rPr>
-          <w:sz w:val="21"/>
-        </w:rPr>
-        <w:t xml:space="preserve">RF-16: Modificar turno de una </w:t>
-      </w:r>
-      <w:r>
-        <w:rPr>
-          <w:spacing w:val="-2"/>
-          <w:sz w:val="21"/>
-        </w:rPr>
-        <w:t>actividad.</w:t>
-      </w:r>
-    </w:p>
-    <w:p>
-      <w:pPr>
-        <w:pStyle w:val="Prrafodelista"/>
-        <w:numPr>
-          <w:ilvl w:val="3"/>
-          <w:numId w:val="8"/>
-        </w:numPr>
-        <w:tabs>
-          <w:tab w:val="left" w:pos="604"/>
-        </w:tabs>
-        <w:spacing w:before="50"/>
-        <w:ind w:left="604"/>
-        <w:rPr>
-          <w:sz w:val="21"/>
-        </w:rPr>
-      </w:pPr>
-      <w:r>
-        <w:rPr>
-          <w:sz w:val="21"/>
-        </w:rPr>
-        <w:t xml:space="preserve">RF-17: Consultar turnos de una </w:t>
-      </w:r>
-      <w:r>
-        <w:rPr>
-          <w:spacing w:val="-2"/>
-          <w:sz w:val="21"/>
-        </w:rPr>
-        <w:t>actividad.</w:t>
-      </w:r>
-    </w:p>
-    <w:p>
-      <w:pPr>
-        <w:pStyle w:val="Prrafodelista"/>
-        <w:numPr>
-          <w:ilvl w:val="3"/>
-          <w:numId w:val="8"/>
-        </w:numPr>
-        <w:tabs>
-          <w:tab w:val="left" w:pos="604"/>
-        </w:tabs>
-        <w:ind w:left="604"/>
-        <w:rPr>
-          <w:sz w:val="21"/>
-        </w:rPr>
-      </w:pPr>
-      <w:r>
-        <w:rPr>
-          <w:sz w:val="21"/>
-        </w:rPr>
-        <w:t xml:space="preserve">RF-18: Eliminar turno de una </w:t>
-      </w:r>
-      <w:r>
-        <w:rPr>
-          <w:spacing w:val="-2"/>
-          <w:sz w:val="21"/>
-        </w:rPr>
-        <w:t>actividad.</w:t>
-      </w:r>
-    </w:p>
-    <w:p>
-      <w:pPr>
-        <w:pStyle w:val="Textoindependiente"/>
-        <w:spacing w:before="56"/>
-        <w:ind w:left="0" w:firstLine="0"/>
-      </w:pPr>
-    </w:p>
-    <w:p>
-      <w:pPr>
-        <w:pStyle w:val="Ttulo5"/>
-        <w:numPr>
-          <w:ilvl w:val="2"/>
-          <w:numId w:val="8"/>
-        </w:numPr>
-        <w:tabs>
-          <w:tab w:val="left" w:pos="538"/>
-        </w:tabs>
-        <w:ind w:left="538" w:hanging="534"/>
-      </w:pPr>
-      <w:r>
-        <w:rPr>
-          <w:spacing w:val="-2"/>
-        </w:rPr>
-        <w:t>Reservas</w:t>
-      </w:r>
-    </w:p>
-    <w:p>
-      <w:pPr>
-        <w:pStyle w:val="Textoindependiente"/>
-        <w:spacing w:before="42"/>
-        <w:ind w:left="0" w:firstLine="0"/>
-        <w:rPr>
-          <w:b/>
-        </w:rPr>
-      </w:pPr>
-    </w:p>
-    <w:p>
-      <w:pPr>
-        <w:pStyle w:val="Prrafodelista"/>
-        <w:numPr>
-          <w:ilvl w:val="3"/>
-          <w:numId w:val="8"/>
-        </w:numPr>
-        <w:tabs>
-          <w:tab w:val="left" w:pos="604"/>
-        </w:tabs>
-        <w:spacing w:before="0"/>
-        <w:ind w:left="604"/>
-        <w:rPr>
-          <w:sz w:val="21"/>
-        </w:rPr>
-      </w:pPr>
-      <w:r>
-        <w:rPr>
-          <w:sz w:val="21"/>
-        </w:rPr>
-        <w:t xml:space="preserve">RF-19: Inscribirse a actividad en un turno </w:t>
-      </w:r>
-      <w:r>
-        <w:rPr>
-          <w:spacing w:val="-2"/>
-          <w:sz w:val="21"/>
-        </w:rPr>
-        <w:t>específico.</w:t>
-      </w:r>
-    </w:p>
-    <w:p>
-      <w:pPr>
-        <w:pStyle w:val="Prrafodelista"/>
-        <w:numPr>
-          <w:ilvl w:val="3"/>
-          <w:numId w:val="8"/>
-        </w:numPr>
-        <w:tabs>
-          <w:tab w:val="left" w:pos="604"/>
-        </w:tabs>
-        <w:ind w:left="604"/>
-        <w:rPr>
-          <w:sz w:val="21"/>
-        </w:rPr>
-      </w:pPr>
-      <w:r>
-        <w:rPr>
-          <w:sz w:val="21"/>
-        </w:rPr>
-        <w:t xml:space="preserve">RF-20: Cancelar reserva a </w:t>
-      </w:r>
-      <w:r>
-        <w:rPr>
-          <w:spacing w:val="-2"/>
-          <w:sz w:val="21"/>
-        </w:rPr>
-        <w:t>actividad.</w:t>
-      </w:r>
-    </w:p>
-    <w:p>
-      <w:pPr>
-        <w:pStyle w:val="Prrafodelista"/>
-        <w:numPr>
-          <w:ilvl w:val="3"/>
-          <w:numId w:val="8"/>
-        </w:numPr>
-        <w:tabs>
-          <w:tab w:val="left" w:pos="604"/>
-        </w:tabs>
-        <w:spacing w:before="50"/>
-        <w:ind w:left="604"/>
-        <w:rPr>
-          <w:sz w:val="21"/>
-        </w:rPr>
-      </w:pPr>
-      <w:r>
-        <w:rPr>
-          <w:sz w:val="21"/>
-        </w:rPr>
-        <w:t>RF-21:</w:t>
-      </w:r>
-      <w:r>
-        <w:rPr>
-          <w:spacing w:val="-3"/>
-          <w:sz w:val="21"/>
-        </w:rPr>
-        <w:t xml:space="preserve"> </w:t>
-      </w:r>
-      <w:r>
-        <w:rPr>
-          <w:sz w:val="21"/>
-        </w:rPr>
-        <w:t>Reservar</w:t>
-      </w:r>
-      <w:r>
-        <w:rPr>
-          <w:spacing w:val="-2"/>
-          <w:sz w:val="21"/>
-        </w:rPr>
-        <w:t xml:space="preserve"> </w:t>
-      </w:r>
-      <w:r>
-        <w:rPr>
-          <w:sz w:val="21"/>
-        </w:rPr>
-        <w:t>clases</w:t>
-      </w:r>
-      <w:r>
-        <w:rPr>
-          <w:spacing w:val="-2"/>
-          <w:sz w:val="21"/>
-        </w:rPr>
-        <w:t xml:space="preserve"> individuales.</w:t>
-      </w:r>
-    </w:p>
-    <w:p>
-      <w:pPr>
-        <w:pStyle w:val="Prrafodelista"/>
-        <w:numPr>
-          <w:ilvl w:val="3"/>
-          <w:numId w:val="8"/>
-        </w:numPr>
-        <w:tabs>
-          <w:tab w:val="left" w:pos="604"/>
-        </w:tabs>
-        <w:ind w:left="604"/>
-        <w:rPr>
-          <w:sz w:val="21"/>
-        </w:rPr>
-      </w:pPr>
-      <w:r>
-        <w:rPr>
-          <w:sz w:val="21"/>
-        </w:rPr>
-        <w:t xml:space="preserve">RF-22: Cancelar reserva a clase </w:t>
-      </w:r>
-      <w:r>
-        <w:rPr>
-          <w:spacing w:val="-2"/>
-          <w:sz w:val="21"/>
-        </w:rPr>
-        <w:t>individual.</w:t>
-      </w:r>
-    </w:p>
-    <w:p>
-      <w:pPr>
-        <w:pStyle w:val="Textoindependiente"/>
-        <w:spacing w:before="56"/>
-        <w:ind w:left="0" w:firstLine="0"/>
-      </w:pPr>
-    </w:p>
-    <w:p>
-      <w:pPr>
-        <w:pStyle w:val="Ttulo5"/>
-        <w:numPr>
-          <w:ilvl w:val="2"/>
-          <w:numId w:val="8"/>
-        </w:numPr>
-        <w:tabs>
-          <w:tab w:val="left" w:pos="538"/>
-        </w:tabs>
-        <w:ind w:left="538" w:hanging="534"/>
-      </w:pPr>
-      <w:r>
-        <w:t xml:space="preserve">Gestión de Lista de </w:t>
-      </w:r>
-      <w:r>
-        <w:rPr>
-          <w:spacing w:val="-2"/>
-        </w:rPr>
-        <w:t>Espera</w:t>
-      </w:r>
-    </w:p>
-    <w:p>
-      <w:pPr>
-        <w:pStyle w:val="Textoindependiente"/>
-        <w:spacing w:before="41"/>
-        <w:ind w:left="0" w:firstLine="0"/>
-        <w:rPr>
-          <w:b/>
-        </w:rPr>
-      </w:pPr>
-    </w:p>
-    <w:p>
-      <w:pPr>
-        <w:pStyle w:val="Prrafodelista"/>
-        <w:numPr>
-          <w:ilvl w:val="3"/>
-          <w:numId w:val="8"/>
-        </w:numPr>
-        <w:tabs>
-          <w:tab w:val="left" w:pos="604"/>
-        </w:tabs>
-        <w:spacing w:before="1"/>
-        <w:ind w:left="604"/>
-        <w:rPr>
-          <w:sz w:val="21"/>
-        </w:rPr>
-      </w:pPr>
-      <w:r>
-        <w:rPr>
-          <w:sz w:val="21"/>
-        </w:rPr>
-        <w:t xml:space="preserve">RF-23: Confirmación de asistencia por lista de </w:t>
-      </w:r>
-      <w:r>
-        <w:rPr>
-          <w:spacing w:val="-2"/>
-          <w:sz w:val="21"/>
-        </w:rPr>
-        <w:t>espera.</w:t>
-      </w:r>
-    </w:p>
-    <w:p>
-      <w:pPr>
-        <w:pStyle w:val="Prrafodelista"/>
-        <w:numPr>
-          <w:ilvl w:val="3"/>
-          <w:numId w:val="8"/>
-        </w:numPr>
-        <w:tabs>
-          <w:tab w:val="left" w:pos="604"/>
-        </w:tabs>
-        <w:spacing w:before="50"/>
-        <w:ind w:left="604"/>
-        <w:rPr>
-          <w:sz w:val="21"/>
-        </w:rPr>
-      </w:pPr>
-      <w:r>
-        <w:rPr>
-          <w:sz w:val="21"/>
-        </w:rPr>
-        <w:t xml:space="preserve">RF-24: Anotarse en lista de </w:t>
-      </w:r>
-      <w:r>
-        <w:rPr>
-          <w:spacing w:val="-2"/>
-          <w:sz w:val="21"/>
-        </w:rPr>
-        <w:t>espera.</w:t>
-      </w:r>
-    </w:p>
-    <w:p>
-      <w:pPr>
-        <w:pStyle w:val="Prrafodelista"/>
-        <w:numPr>
-          <w:ilvl w:val="3"/>
-          <w:numId w:val="8"/>
-        </w:numPr>
-        <w:tabs>
-          <w:tab w:val="left" w:pos="604"/>
-        </w:tabs>
-        <w:ind w:left="604"/>
-        <w:rPr>
-          <w:sz w:val="21"/>
-        </w:rPr>
-      </w:pPr>
-      <w:r>
-        <w:rPr>
-          <w:sz w:val="21"/>
-        </w:rPr>
-        <w:t xml:space="preserve">RF-25: Cancelar anotación en lista de </w:t>
-      </w:r>
-      <w:r>
-        <w:rPr>
-          <w:spacing w:val="-2"/>
-          <w:sz w:val="21"/>
-        </w:rPr>
-        <w:t>espera.</w:t>
-      </w:r>
-    </w:p>
-    <w:p>
-      <w:pPr>
-        <w:pStyle w:val="Textoindependiente"/>
-        <w:spacing w:before="56"/>
-        <w:ind w:left="0" w:firstLine="0"/>
-      </w:pPr>
-    </w:p>
-    <w:p>
-      <w:pPr>
-        <w:pStyle w:val="Ttulo5"/>
-        <w:numPr>
-          <w:ilvl w:val="2"/>
-          <w:numId w:val="8"/>
-        </w:numPr>
-        <w:tabs>
-          <w:tab w:val="left" w:pos="538"/>
-        </w:tabs>
-        <w:ind w:left="538" w:hanging="534"/>
-      </w:pPr>
-      <w:r>
-        <w:t>Gestión</w:t>
-      </w:r>
-      <w:r>
-        <w:rPr>
-          <w:spacing w:val="-1"/>
-        </w:rPr>
-        <w:t xml:space="preserve"> </w:t>
-      </w:r>
-      <w:r>
-        <w:t>de Créditos</w:t>
-      </w:r>
-      <w:r>
-        <w:rPr>
-          <w:spacing w:val="-1"/>
-        </w:rPr>
-        <w:t xml:space="preserve"> </w:t>
-      </w:r>
-      <w:r>
-        <w:t xml:space="preserve">y </w:t>
-      </w:r>
-      <w:r>
-        <w:rPr>
-          <w:spacing w:val="-2"/>
-        </w:rPr>
-        <w:t>Pagos</w:t>
-      </w:r>
-    </w:p>
-    <w:p>
-      <w:pPr>
-        <w:pStyle w:val="Textoindependiente"/>
-        <w:spacing w:before="57"/>
-        <w:ind w:left="0" w:firstLine="0"/>
-        <w:rPr>
-          <w:b/>
-        </w:rPr>
-      </w:pPr>
-    </w:p>
-    <w:p>
-      <w:pPr>
-        <w:pStyle w:val="Prrafodelista"/>
-        <w:numPr>
-          <w:ilvl w:val="3"/>
-          <w:numId w:val="8"/>
-        </w:numPr>
-        <w:tabs>
-          <w:tab w:val="left" w:pos="604"/>
-        </w:tabs>
-        <w:spacing w:before="0"/>
-        <w:ind w:left="604"/>
-        <w:rPr>
-          <w:sz w:val="21"/>
-        </w:rPr>
-      </w:pPr>
-      <w:r>
-        <w:rPr>
-          <w:sz w:val="21"/>
-        </w:rPr>
-        <w:t xml:space="preserve">RF-26: Consultar mi crédito disponible con su fecha de </w:t>
-      </w:r>
-      <w:r>
-        <w:rPr>
-          <w:spacing w:val="-2"/>
-          <w:sz w:val="21"/>
-        </w:rPr>
-        <w:t>vencimiento.</w:t>
-      </w:r>
-    </w:p>
-    <w:p>
-      <w:pPr>
-        <w:pStyle w:val="Prrafodelista"/>
-        <w:numPr>
-          <w:ilvl w:val="3"/>
-          <w:numId w:val="8"/>
-        </w:numPr>
-        <w:tabs>
-          <w:tab w:val="left" w:pos="604"/>
-        </w:tabs>
-        <w:spacing w:before="50"/>
-        <w:ind w:left="604"/>
-        <w:rPr>
-          <w:sz w:val="21"/>
-        </w:rPr>
-      </w:pPr>
-      <w:r>
-        <w:rPr>
-          <w:sz w:val="21"/>
-        </w:rPr>
-        <w:t>RF-27:</w:t>
-      </w:r>
-      <w:r>
-        <w:rPr>
-          <w:spacing w:val="-4"/>
-          <w:sz w:val="21"/>
-        </w:rPr>
-        <w:t xml:space="preserve"> </w:t>
-      </w:r>
-      <w:r>
-        <w:rPr>
-          <w:sz w:val="21"/>
-        </w:rPr>
-        <w:t>Registrar</w:t>
-      </w:r>
-      <w:r>
-        <w:rPr>
-          <w:spacing w:val="-2"/>
-          <w:sz w:val="21"/>
-        </w:rPr>
-        <w:t xml:space="preserve"> </w:t>
-      </w:r>
-      <w:r>
-        <w:rPr>
-          <w:sz w:val="21"/>
-        </w:rPr>
-        <w:t>medio</w:t>
-      </w:r>
-      <w:r>
-        <w:rPr>
-          <w:spacing w:val="-2"/>
-          <w:sz w:val="21"/>
-        </w:rPr>
-        <w:t xml:space="preserve"> </w:t>
-      </w:r>
-      <w:r>
-        <w:rPr>
-          <w:sz w:val="21"/>
-        </w:rPr>
-        <w:t>de</w:t>
-      </w:r>
-      <w:r>
-        <w:rPr>
-          <w:spacing w:val="-1"/>
-          <w:sz w:val="21"/>
-        </w:rPr>
-        <w:t xml:space="preserve"> </w:t>
-      </w:r>
-      <w:r>
-        <w:rPr>
-          <w:spacing w:val="-2"/>
-          <w:sz w:val="21"/>
-        </w:rPr>
-        <w:t>pago.</w:t>
-      </w:r>
-    </w:p>
-    <w:p>
-      <w:pPr>
-        <w:pStyle w:val="Prrafodelista"/>
-        <w:numPr>
-          <w:ilvl w:val="3"/>
-          <w:numId w:val="8"/>
-        </w:numPr>
-        <w:tabs>
-          <w:tab w:val="left" w:pos="604"/>
-        </w:tabs>
-        <w:ind w:left="604"/>
-        <w:rPr>
-          <w:sz w:val="21"/>
-        </w:rPr>
-      </w:pPr>
-      <w:r>
-        <w:rPr>
-          <w:sz w:val="21"/>
-        </w:rPr>
-        <w:t xml:space="preserve">RF-28: Eliminar medio de pago </w:t>
-      </w:r>
-      <w:r>
-        <w:rPr>
-          <w:spacing w:val="-2"/>
-          <w:sz w:val="21"/>
-        </w:rPr>
-        <w:t>registrado.</w:t>
-      </w:r>
-    </w:p>
-    <w:p>
-      <w:pPr>
-        <w:pStyle w:val="Prrafodelista"/>
-        <w:numPr>
-          <w:ilvl w:val="3"/>
-          <w:numId w:val="8"/>
-        </w:numPr>
-        <w:tabs>
-          <w:tab w:val="left" w:pos="604"/>
-        </w:tabs>
-        <w:ind w:left="604"/>
-        <w:rPr>
-          <w:sz w:val="21"/>
-        </w:rPr>
-      </w:pPr>
-      <w:r>
-        <w:rPr>
-          <w:sz w:val="21"/>
-        </w:rPr>
-        <w:t xml:space="preserve">RF-29: Abonar seña de </w:t>
-      </w:r>
-      <w:r>
-        <w:rPr>
-          <w:spacing w:val="-2"/>
-          <w:sz w:val="21"/>
-        </w:rPr>
-        <w:t>reserva.</w:t>
-      </w:r>
-    </w:p>
-    <w:p>
-      <w:pPr>
-        <w:pStyle w:val="Prrafodelista"/>
-        <w:numPr>
-          <w:ilvl w:val="3"/>
-          <w:numId w:val="8"/>
-        </w:numPr>
-        <w:tabs>
-          <w:tab w:val="left" w:pos="604"/>
-        </w:tabs>
-        <w:spacing w:before="50"/>
-        <w:ind w:left="604"/>
-        <w:rPr>
-          <w:sz w:val="21"/>
-        </w:rPr>
-      </w:pPr>
-      <w:r>
-        <w:rPr>
-          <w:sz w:val="21"/>
-        </w:rPr>
-        <w:t>RF-30:</w:t>
-      </w:r>
-      <w:r>
-        <w:rPr>
-          <w:spacing w:val="-3"/>
-          <w:sz w:val="21"/>
-        </w:rPr>
-        <w:t xml:space="preserve"> </w:t>
-      </w:r>
-      <w:r>
-        <w:rPr>
-          <w:sz w:val="21"/>
-        </w:rPr>
-        <w:t>Registrar</w:t>
-      </w:r>
-      <w:r>
-        <w:rPr>
-          <w:spacing w:val="-2"/>
-          <w:sz w:val="21"/>
-        </w:rPr>
-        <w:t xml:space="preserve"> </w:t>
-      </w:r>
-      <w:r>
-        <w:rPr>
-          <w:sz w:val="21"/>
-        </w:rPr>
-        <w:t>cobro</w:t>
-      </w:r>
-      <w:r>
-        <w:rPr>
-          <w:spacing w:val="-2"/>
-          <w:sz w:val="21"/>
-        </w:rPr>
-        <w:t xml:space="preserve"> manual.</w:t>
-      </w:r>
-    </w:p>
-    <w:p>
-      <w:pPr>
-        <w:pStyle w:val="Prrafodelista"/>
-        <w:numPr>
-          <w:ilvl w:val="3"/>
-          <w:numId w:val="8"/>
-        </w:numPr>
-        <w:tabs>
-          <w:tab w:val="left" w:pos="604"/>
-        </w:tabs>
-        <w:ind w:left="604"/>
-        <w:rPr>
-          <w:sz w:val="21"/>
-        </w:rPr>
-      </w:pPr>
-      <w:r>
-        <w:rPr>
-          <w:sz w:val="21"/>
-        </w:rPr>
-        <w:t>RF-31:</w:t>
-      </w:r>
-      <w:r>
-        <w:rPr>
-          <w:spacing w:val="-4"/>
-          <w:sz w:val="21"/>
-        </w:rPr>
-        <w:t xml:space="preserve"> </w:t>
-      </w:r>
-      <w:r>
-        <w:rPr>
-          <w:sz w:val="21"/>
-        </w:rPr>
-        <w:t>Realizar</w:t>
-      </w:r>
-      <w:r>
-        <w:rPr>
-          <w:spacing w:val="-3"/>
-          <w:sz w:val="21"/>
-        </w:rPr>
-        <w:t xml:space="preserve"> </w:t>
-      </w:r>
-      <w:r>
-        <w:rPr>
-          <w:spacing w:val="-2"/>
-          <w:sz w:val="21"/>
-        </w:rPr>
-        <w:t>pago.</w:t>
-      </w:r>
-    </w:p>
-    <w:p>
-      <w:pPr>
-        <w:pStyle w:val="Prrafodelista"/>
-        <w:rPr>
-          <w:sz w:val="21"/>
-        </w:rPr>
-        <w:sectPr>
-          <w:pgSz w:w="11920" w:h="16840"/>
-          <w:pgMar w:top="700" w:right="708" w:bottom="440" w:left="850" w:header="249" w:footer="246" w:gutter="0"/>
-          <w:cols w:space="720"/>
-        </w:sectPr>
-      </w:pPr>
-    </w:p>
-    <w:p>
-      <w:pPr>
-        <w:pStyle w:val="Ttulo5"/>
-        <w:numPr>
-          <w:ilvl w:val="2"/>
-          <w:numId w:val="8"/>
-        </w:numPr>
-        <w:tabs>
-          <w:tab w:val="left" w:pos="538"/>
-        </w:tabs>
-        <w:spacing w:before="143"/>
-        <w:ind w:left="538" w:hanging="534"/>
-      </w:pPr>
-      <w:r>
-        <w:lastRenderedPageBreak/>
-        <w:t xml:space="preserve">Gestión de </w:t>
-      </w:r>
-      <w:r>
-        <w:rPr>
-          <w:spacing w:val="-2"/>
-        </w:rPr>
-        <w:t>Notificaciones</w:t>
-      </w:r>
-    </w:p>
-    <w:p>
-      <w:pPr>
-        <w:pStyle w:val="Textoindependiente"/>
-        <w:spacing w:before="56"/>
-        <w:ind w:left="0" w:firstLine="0"/>
-        <w:rPr>
-          <w:b/>
-        </w:rPr>
-      </w:pPr>
-    </w:p>
-    <w:p>
-      <w:pPr>
-        <w:pStyle w:val="Prrafodelista"/>
-        <w:numPr>
-          <w:ilvl w:val="3"/>
-          <w:numId w:val="8"/>
-        </w:numPr>
-        <w:tabs>
-          <w:tab w:val="left" w:pos="604"/>
-        </w:tabs>
-        <w:spacing w:before="0"/>
-        <w:ind w:left="604"/>
-        <w:rPr>
-          <w:sz w:val="21"/>
-        </w:rPr>
-      </w:pPr>
-      <w:r>
-        <w:rPr>
-          <w:sz w:val="21"/>
-        </w:rPr>
-        <w:t xml:space="preserve">RF-32: Notificar a socios en lista de espera sobre disponibilidad de </w:t>
-      </w:r>
-      <w:r>
-        <w:rPr>
-          <w:spacing w:val="-2"/>
-          <w:sz w:val="21"/>
-        </w:rPr>
-        <w:t>cupo.</w:t>
-      </w:r>
-    </w:p>
-    <w:p>
-      <w:pPr>
-        <w:pStyle w:val="Prrafodelista"/>
-        <w:numPr>
-          <w:ilvl w:val="3"/>
-          <w:numId w:val="8"/>
-        </w:numPr>
-        <w:tabs>
-          <w:tab w:val="left" w:pos="604"/>
-        </w:tabs>
-        <w:ind w:left="604"/>
-        <w:rPr>
-          <w:sz w:val="21"/>
-        </w:rPr>
-      </w:pPr>
-      <w:r>
-        <w:rPr>
-          <w:sz w:val="21"/>
-        </w:rPr>
-        <w:t xml:space="preserve">RF-33: Notificar a socios sobre recordatorios de </w:t>
-      </w:r>
-      <w:r>
-        <w:rPr>
-          <w:spacing w:val="-2"/>
-          <w:sz w:val="21"/>
-        </w:rPr>
-        <w:t>pago.</w:t>
-      </w:r>
-    </w:p>
-    <w:p>
-      <w:pPr>
-        <w:pStyle w:val="Prrafodelista"/>
-        <w:numPr>
-          <w:ilvl w:val="3"/>
-          <w:numId w:val="8"/>
-        </w:numPr>
-        <w:tabs>
-          <w:tab w:val="left" w:pos="604"/>
-        </w:tabs>
-        <w:ind w:left="604"/>
-        <w:rPr>
-          <w:sz w:val="21"/>
-        </w:rPr>
-      </w:pPr>
-      <w:r>
-        <w:rPr>
-          <w:sz w:val="21"/>
-        </w:rPr>
-        <w:t xml:space="preserve">RF-34: Notificar a socios sobre confirmación de </w:t>
-      </w:r>
-      <w:r>
-        <w:rPr>
-          <w:spacing w:val="-2"/>
-          <w:sz w:val="21"/>
-        </w:rPr>
-        <w:t>reservas.</w:t>
-      </w:r>
-    </w:p>
-    <w:p>
-      <w:pPr>
-        <w:pStyle w:val="Textoindependiente"/>
-        <w:spacing w:before="41"/>
-        <w:ind w:left="0" w:firstLine="0"/>
-      </w:pPr>
-    </w:p>
-    <w:p>
-      <w:pPr>
-        <w:pStyle w:val="Ttulo5"/>
-        <w:numPr>
-          <w:ilvl w:val="2"/>
-          <w:numId w:val="8"/>
-        </w:numPr>
-        <w:tabs>
-          <w:tab w:val="left" w:pos="538"/>
-        </w:tabs>
-        <w:ind w:left="538" w:hanging="534"/>
-      </w:pPr>
-      <w:r>
-        <w:t xml:space="preserve">Gestión de </w:t>
-      </w:r>
-      <w:r>
-        <w:rPr>
-          <w:spacing w:val="-2"/>
-        </w:rPr>
-        <w:t>Personal</w:t>
-      </w:r>
-    </w:p>
-    <w:p>
-      <w:pPr>
-        <w:pStyle w:val="Textoindependiente"/>
-        <w:spacing w:before="56"/>
-        <w:ind w:left="0" w:firstLine="0"/>
-        <w:rPr>
-          <w:b/>
-        </w:rPr>
-      </w:pPr>
-    </w:p>
-    <w:p>
-      <w:pPr>
-        <w:pStyle w:val="Prrafodelista"/>
-        <w:numPr>
-          <w:ilvl w:val="3"/>
-          <w:numId w:val="8"/>
-        </w:numPr>
-        <w:tabs>
-          <w:tab w:val="left" w:pos="604"/>
-        </w:tabs>
-        <w:spacing w:before="0"/>
-        <w:ind w:left="604"/>
-        <w:rPr>
-          <w:sz w:val="21"/>
-        </w:rPr>
-      </w:pPr>
-      <w:r>
-        <w:rPr>
-          <w:sz w:val="21"/>
-        </w:rPr>
-        <w:t xml:space="preserve">RF-35: Consultar listado de </w:t>
-      </w:r>
-      <w:r>
-        <w:rPr>
-          <w:spacing w:val="-2"/>
-          <w:sz w:val="21"/>
-        </w:rPr>
-        <w:t>personal.</w:t>
-      </w:r>
-    </w:p>
-    <w:p>
-      <w:pPr>
-        <w:pStyle w:val="Prrafodelista"/>
-        <w:numPr>
-          <w:ilvl w:val="3"/>
-          <w:numId w:val="8"/>
-        </w:numPr>
-        <w:tabs>
-          <w:tab w:val="left" w:pos="604"/>
-        </w:tabs>
-        <w:ind w:left="604"/>
-        <w:rPr>
-          <w:sz w:val="21"/>
-        </w:rPr>
-      </w:pPr>
-      <w:r>
-        <w:rPr>
-          <w:sz w:val="21"/>
-        </w:rPr>
-        <w:t>RF-36:</w:t>
-      </w:r>
-      <w:r>
-        <w:rPr>
-          <w:spacing w:val="-2"/>
-          <w:sz w:val="21"/>
-        </w:rPr>
-        <w:t xml:space="preserve"> </w:t>
-      </w:r>
-      <w:r>
-        <w:rPr>
-          <w:sz w:val="21"/>
-        </w:rPr>
-        <w:t>Registrar</w:t>
-      </w:r>
-      <w:r>
-        <w:rPr>
-          <w:spacing w:val="-2"/>
-          <w:sz w:val="21"/>
-        </w:rPr>
-        <w:t xml:space="preserve"> </w:t>
-      </w:r>
-      <w:r>
-        <w:rPr>
-          <w:sz w:val="21"/>
-        </w:rPr>
-        <w:t>personal</w:t>
-      </w:r>
-      <w:r>
-        <w:rPr>
-          <w:spacing w:val="-2"/>
-          <w:sz w:val="21"/>
-        </w:rPr>
-        <w:t xml:space="preserve"> </w:t>
-      </w:r>
-      <w:r>
-        <w:rPr>
-          <w:sz w:val="21"/>
-        </w:rPr>
-        <w:t>del</w:t>
-      </w:r>
-      <w:r>
-        <w:rPr>
-          <w:spacing w:val="-1"/>
-          <w:sz w:val="21"/>
-        </w:rPr>
-        <w:t xml:space="preserve"> </w:t>
-      </w:r>
-      <w:r>
-        <w:rPr>
-          <w:spacing w:val="-2"/>
-          <w:sz w:val="21"/>
-        </w:rPr>
-        <w:t>centro.</w:t>
-      </w:r>
-    </w:p>
-    <w:p>
-      <w:pPr>
-        <w:pStyle w:val="Prrafodelista"/>
-        <w:numPr>
-          <w:ilvl w:val="3"/>
-          <w:numId w:val="8"/>
-        </w:numPr>
-        <w:tabs>
-          <w:tab w:val="left" w:pos="604"/>
-        </w:tabs>
-        <w:ind w:left="604"/>
-        <w:rPr>
-          <w:sz w:val="21"/>
-        </w:rPr>
-      </w:pPr>
-      <w:r>
-        <w:rPr>
-          <w:sz w:val="21"/>
-        </w:rPr>
-        <w:t xml:space="preserve">RF-37: Modificar datos del </w:t>
-      </w:r>
-      <w:r>
-        <w:rPr>
-          <w:spacing w:val="-2"/>
-          <w:sz w:val="21"/>
-        </w:rPr>
-        <w:t>personal.</w:t>
-      </w:r>
-    </w:p>
-    <w:p>
-      <w:pPr>
-        <w:pStyle w:val="Prrafodelista"/>
-        <w:numPr>
-          <w:ilvl w:val="3"/>
-          <w:numId w:val="8"/>
-        </w:numPr>
-        <w:tabs>
-          <w:tab w:val="left" w:pos="604"/>
-        </w:tabs>
-        <w:ind w:left="604"/>
-        <w:rPr>
-          <w:sz w:val="21"/>
-        </w:rPr>
-      </w:pPr>
-      <w:r>
-        <w:rPr>
-          <w:sz w:val="21"/>
-        </w:rPr>
-        <w:t xml:space="preserve">RF-38: Dar de baja al </w:t>
-      </w:r>
-      <w:r>
-        <w:rPr>
-          <w:spacing w:val="-2"/>
-          <w:sz w:val="21"/>
-        </w:rPr>
-        <w:t>personal.</w:t>
-      </w:r>
-    </w:p>
-    <w:p>
-      <w:pPr>
-        <w:pStyle w:val="Textoindependiente"/>
-        <w:spacing w:before="41"/>
-        <w:ind w:left="0" w:firstLine="0"/>
-      </w:pPr>
-    </w:p>
-    <w:p>
-      <w:pPr>
-        <w:pStyle w:val="Ttulo5"/>
-        <w:numPr>
-          <w:ilvl w:val="2"/>
-          <w:numId w:val="8"/>
-        </w:numPr>
-        <w:tabs>
-          <w:tab w:val="left" w:pos="538"/>
-        </w:tabs>
-        <w:ind w:left="538" w:hanging="534"/>
-      </w:pPr>
-      <w:r>
-        <w:t>Gestión</w:t>
-      </w:r>
-      <w:r>
-        <w:rPr>
-          <w:spacing w:val="-4"/>
-        </w:rPr>
-        <w:t xml:space="preserve"> </w:t>
-      </w:r>
-      <w:r>
-        <w:t>de</w:t>
-      </w:r>
-      <w:r>
-        <w:rPr>
-          <w:spacing w:val="-1"/>
-        </w:rPr>
-        <w:t xml:space="preserve"> </w:t>
-      </w:r>
-      <w:r>
-        <w:t>Roles</w:t>
-      </w:r>
-      <w:r>
-        <w:rPr>
-          <w:spacing w:val="-2"/>
-        </w:rPr>
-        <w:t xml:space="preserve"> </w:t>
-      </w:r>
-      <w:r>
-        <w:t>y</w:t>
-      </w:r>
-      <w:r>
-        <w:rPr>
-          <w:spacing w:val="-1"/>
-        </w:rPr>
-        <w:t xml:space="preserve"> </w:t>
-      </w:r>
-      <w:r>
-        <w:rPr>
-          <w:spacing w:val="-2"/>
-        </w:rPr>
-        <w:t>Permisos</w:t>
-      </w:r>
-    </w:p>
-    <w:p>
-      <w:pPr>
-        <w:pStyle w:val="Textoindependiente"/>
-        <w:spacing w:before="56"/>
-        <w:ind w:left="0" w:firstLine="0"/>
-        <w:rPr>
-          <w:b/>
-        </w:rPr>
-      </w:pPr>
-    </w:p>
-    <w:p>
-      <w:pPr>
-        <w:pStyle w:val="Prrafodelista"/>
-        <w:numPr>
-          <w:ilvl w:val="3"/>
-          <w:numId w:val="8"/>
-        </w:numPr>
-        <w:tabs>
-          <w:tab w:val="left" w:pos="604"/>
-        </w:tabs>
-        <w:spacing w:before="0"/>
-        <w:ind w:left="604"/>
-        <w:rPr>
-          <w:sz w:val="21"/>
-        </w:rPr>
-      </w:pPr>
-      <w:r>
-        <w:rPr>
-          <w:sz w:val="21"/>
-        </w:rPr>
-        <w:t xml:space="preserve">RF-39: Consultar listado de </w:t>
-      </w:r>
-      <w:r>
-        <w:rPr>
-          <w:spacing w:val="-2"/>
-          <w:sz w:val="21"/>
-        </w:rPr>
-        <w:t>roles.</w:t>
-      </w:r>
-    </w:p>
-    <w:p>
-      <w:pPr>
-        <w:pStyle w:val="Prrafodelista"/>
-        <w:numPr>
-          <w:ilvl w:val="3"/>
-          <w:numId w:val="8"/>
-        </w:numPr>
-        <w:tabs>
-          <w:tab w:val="left" w:pos="604"/>
-        </w:tabs>
-        <w:ind w:left="604"/>
-        <w:rPr>
-          <w:sz w:val="21"/>
-        </w:rPr>
-      </w:pPr>
-      <w:r>
-        <w:rPr>
-          <w:sz w:val="21"/>
-        </w:rPr>
-        <w:t xml:space="preserve">RF-40: Crear </w:t>
-      </w:r>
-      <w:r>
-        <w:rPr>
-          <w:spacing w:val="-4"/>
-          <w:sz w:val="21"/>
-        </w:rPr>
-        <w:t>rol.</w:t>
-      </w:r>
-    </w:p>
-    <w:p>
-      <w:pPr>
-        <w:pStyle w:val="Prrafodelista"/>
-        <w:numPr>
-          <w:ilvl w:val="3"/>
-          <w:numId w:val="8"/>
-        </w:numPr>
-        <w:tabs>
-          <w:tab w:val="left" w:pos="604"/>
-        </w:tabs>
-        <w:ind w:left="604"/>
-        <w:rPr>
-          <w:sz w:val="21"/>
-        </w:rPr>
-      </w:pPr>
-      <w:r>
-        <w:rPr>
-          <w:sz w:val="21"/>
-        </w:rPr>
-        <w:t xml:space="preserve">RF-41: Modificar </w:t>
-      </w:r>
-      <w:r>
-        <w:rPr>
-          <w:spacing w:val="-4"/>
-          <w:sz w:val="21"/>
-        </w:rPr>
-        <w:t>rol.</w:t>
-      </w:r>
-    </w:p>
-    <w:p>
-      <w:pPr>
-        <w:pStyle w:val="Prrafodelista"/>
-        <w:numPr>
-          <w:ilvl w:val="3"/>
-          <w:numId w:val="8"/>
-        </w:numPr>
-        <w:tabs>
-          <w:tab w:val="left" w:pos="604"/>
-        </w:tabs>
-        <w:spacing w:before="50"/>
-        <w:ind w:left="604"/>
-        <w:rPr>
-          <w:sz w:val="21"/>
-        </w:rPr>
-      </w:pPr>
-      <w:r>
-        <w:rPr>
-          <w:sz w:val="21"/>
-        </w:rPr>
-        <w:t xml:space="preserve">RF-42: Eliminar </w:t>
-      </w:r>
-      <w:r>
-        <w:rPr>
-          <w:spacing w:val="-4"/>
-          <w:sz w:val="21"/>
-        </w:rPr>
-        <w:t>rol.</w:t>
-      </w:r>
-    </w:p>
-    <w:p>
-      <w:pPr>
-        <w:pStyle w:val="Prrafodelista"/>
-        <w:numPr>
-          <w:ilvl w:val="3"/>
-          <w:numId w:val="8"/>
-        </w:numPr>
-        <w:tabs>
-          <w:tab w:val="left" w:pos="604"/>
-        </w:tabs>
-        <w:ind w:left="604"/>
-        <w:rPr>
-          <w:sz w:val="21"/>
-        </w:rPr>
-      </w:pPr>
-      <w:r>
-        <w:rPr>
-          <w:sz w:val="21"/>
-        </w:rPr>
-        <w:t xml:space="preserve">RF-43: Asignar rol a un </w:t>
-      </w:r>
-      <w:r>
-        <w:rPr>
-          <w:spacing w:val="-2"/>
-          <w:sz w:val="21"/>
-        </w:rPr>
-        <w:t>empleado.</w:t>
-      </w:r>
-    </w:p>
-    <w:p>
-      <w:pPr>
-        <w:pStyle w:val="Prrafodelista"/>
-        <w:numPr>
-          <w:ilvl w:val="3"/>
-          <w:numId w:val="8"/>
-        </w:numPr>
-        <w:tabs>
-          <w:tab w:val="left" w:pos="604"/>
-        </w:tabs>
-        <w:ind w:left="604"/>
-        <w:rPr>
-          <w:sz w:val="21"/>
-        </w:rPr>
-      </w:pPr>
-      <w:r>
-        <w:rPr>
-          <w:sz w:val="21"/>
-        </w:rPr>
-        <w:t xml:space="preserve">RF-44: Asignar permisos a un </w:t>
-      </w:r>
-      <w:r>
-        <w:rPr>
-          <w:spacing w:val="-4"/>
-          <w:sz w:val="21"/>
-        </w:rPr>
-        <w:t>rol.</w:t>
-      </w:r>
-    </w:p>
-    <w:p>
-      <w:pPr>
-        <w:pStyle w:val="Textoindependiente"/>
-        <w:spacing w:before="56"/>
-        <w:ind w:left="0" w:firstLine="0"/>
-      </w:pPr>
-    </w:p>
-    <w:p>
-      <w:pPr>
-        <w:pStyle w:val="Ttulo5"/>
-        <w:numPr>
-          <w:ilvl w:val="2"/>
-          <w:numId w:val="8"/>
-        </w:numPr>
-        <w:tabs>
-          <w:tab w:val="left" w:pos="658"/>
-        </w:tabs>
-        <w:ind w:left="658" w:hanging="654"/>
-      </w:pPr>
-      <w:r>
-        <w:t xml:space="preserve">Gestión de </w:t>
-      </w:r>
-      <w:r>
-        <w:rPr>
-          <w:spacing w:val="-2"/>
-        </w:rPr>
-        <w:t>Asistencia</w:t>
-      </w:r>
-    </w:p>
-    <w:p>
-      <w:pPr>
-        <w:pStyle w:val="Textoindependiente"/>
-        <w:spacing w:before="41"/>
-        <w:ind w:left="0" w:firstLine="0"/>
-        <w:rPr>
-          <w:b/>
-        </w:rPr>
-      </w:pPr>
-    </w:p>
-    <w:p>
-      <w:pPr>
-        <w:pStyle w:val="Prrafodelista"/>
-        <w:numPr>
-          <w:ilvl w:val="3"/>
-          <w:numId w:val="8"/>
-        </w:numPr>
-        <w:tabs>
-          <w:tab w:val="left" w:pos="604"/>
-        </w:tabs>
-        <w:spacing w:before="0"/>
-        <w:ind w:left="604"/>
-        <w:rPr>
-          <w:sz w:val="21"/>
-        </w:rPr>
-      </w:pPr>
-      <w:r>
-        <w:rPr>
-          <w:sz w:val="21"/>
-        </w:rPr>
-        <w:t>RF-45:</w:t>
-      </w:r>
-      <w:r>
-        <w:rPr>
-          <w:spacing w:val="-1"/>
-          <w:sz w:val="21"/>
-        </w:rPr>
-        <w:t xml:space="preserve"> </w:t>
-      </w:r>
-      <w:r>
-        <w:rPr>
-          <w:sz w:val="21"/>
-        </w:rPr>
-        <w:t>Registrar</w:t>
-      </w:r>
-      <w:r>
-        <w:rPr>
-          <w:spacing w:val="-1"/>
-          <w:sz w:val="21"/>
-        </w:rPr>
-        <w:t xml:space="preserve"> </w:t>
-      </w:r>
-      <w:r>
-        <w:rPr>
-          <w:sz w:val="21"/>
-        </w:rPr>
-        <w:t>asistencia</w:t>
-      </w:r>
-      <w:r>
-        <w:rPr>
-          <w:spacing w:val="-1"/>
-          <w:sz w:val="21"/>
-        </w:rPr>
-        <w:t xml:space="preserve"> </w:t>
-      </w:r>
-      <w:r>
-        <w:rPr>
-          <w:sz w:val="21"/>
-        </w:rPr>
-        <w:t>mediante</w:t>
-      </w:r>
-      <w:r>
-        <w:rPr>
-          <w:spacing w:val="-1"/>
-          <w:sz w:val="21"/>
-        </w:rPr>
-        <w:t xml:space="preserve"> </w:t>
-      </w:r>
-      <w:r>
-        <w:rPr>
-          <w:sz w:val="21"/>
-        </w:rPr>
-        <w:t>escaneo</w:t>
-      </w:r>
-      <w:r>
-        <w:rPr>
-          <w:spacing w:val="-1"/>
-          <w:sz w:val="21"/>
-        </w:rPr>
-        <w:t xml:space="preserve"> </w:t>
-      </w:r>
-      <w:r>
-        <w:rPr>
-          <w:sz w:val="21"/>
-        </w:rPr>
-        <w:t>de</w:t>
-      </w:r>
-      <w:r>
-        <w:rPr>
-          <w:spacing w:val="-1"/>
-          <w:sz w:val="21"/>
-        </w:rPr>
-        <w:t xml:space="preserve"> </w:t>
-      </w:r>
-      <w:r>
-        <w:rPr>
-          <w:sz w:val="21"/>
-        </w:rPr>
-        <w:t>código</w:t>
-      </w:r>
-      <w:r>
-        <w:rPr>
-          <w:spacing w:val="-1"/>
-          <w:sz w:val="21"/>
-        </w:rPr>
-        <w:t xml:space="preserve"> </w:t>
-      </w:r>
-      <w:r>
-        <w:rPr>
-          <w:spacing w:val="-5"/>
-          <w:sz w:val="21"/>
-        </w:rPr>
-        <w:t>QR.</w:t>
-      </w:r>
-    </w:p>
-    <w:p>
-      <w:pPr>
-        <w:pStyle w:val="Prrafodelista"/>
-        <w:numPr>
-          <w:ilvl w:val="3"/>
-          <w:numId w:val="8"/>
-        </w:numPr>
-        <w:tabs>
-          <w:tab w:val="left" w:pos="604"/>
-        </w:tabs>
-        <w:ind w:left="604"/>
-        <w:rPr>
-          <w:sz w:val="21"/>
-        </w:rPr>
-      </w:pPr>
-      <w:r>
-        <w:rPr>
-          <w:sz w:val="21"/>
-        </w:rPr>
-        <w:t>RF-46:</w:t>
-      </w:r>
-      <w:r>
-        <w:rPr>
-          <w:spacing w:val="-3"/>
-          <w:sz w:val="21"/>
-        </w:rPr>
-        <w:t xml:space="preserve"> </w:t>
-      </w:r>
-      <w:r>
-        <w:rPr>
-          <w:sz w:val="21"/>
-        </w:rPr>
-        <w:t>Registrar</w:t>
-      </w:r>
-      <w:r>
-        <w:rPr>
-          <w:spacing w:val="-2"/>
-          <w:sz w:val="21"/>
-        </w:rPr>
-        <w:t xml:space="preserve"> </w:t>
-      </w:r>
-      <w:r>
-        <w:rPr>
-          <w:sz w:val="21"/>
-        </w:rPr>
-        <w:t>asistencia</w:t>
-      </w:r>
-      <w:r>
-        <w:rPr>
-          <w:spacing w:val="-2"/>
-          <w:sz w:val="21"/>
-        </w:rPr>
-        <w:t xml:space="preserve"> manualmente.</w:t>
-      </w:r>
-    </w:p>
-    <w:p>
-      <w:pPr>
-        <w:pStyle w:val="Textoindependiente"/>
-        <w:spacing w:before="56"/>
-        <w:ind w:left="0" w:firstLine="0"/>
-      </w:pPr>
-    </w:p>
-    <w:p>
-      <w:pPr>
-        <w:pStyle w:val="Ttulo5"/>
-        <w:numPr>
-          <w:ilvl w:val="2"/>
-          <w:numId w:val="8"/>
-        </w:numPr>
-        <w:tabs>
-          <w:tab w:val="left" w:pos="658"/>
-        </w:tabs>
-        <w:ind w:left="658" w:hanging="654"/>
-      </w:pPr>
-      <w:r>
-        <w:rPr>
-          <w:spacing w:val="-2"/>
-        </w:rPr>
-        <w:t>Métricas</w:t>
-      </w:r>
-    </w:p>
-    <w:p>
-      <w:pPr>
-        <w:pStyle w:val="Textoindependiente"/>
-        <w:spacing w:before="42"/>
-        <w:ind w:left="0" w:firstLine="0"/>
-        <w:rPr>
-          <w:b/>
-        </w:rPr>
-      </w:pPr>
-    </w:p>
-    <w:p>
-      <w:pPr>
-        <w:pStyle w:val="Prrafodelista"/>
-        <w:numPr>
-          <w:ilvl w:val="3"/>
-          <w:numId w:val="8"/>
-        </w:numPr>
-        <w:tabs>
-          <w:tab w:val="left" w:pos="604"/>
-        </w:tabs>
-        <w:spacing w:before="0"/>
-        <w:ind w:left="604"/>
-        <w:rPr>
-          <w:sz w:val="21"/>
-        </w:rPr>
-      </w:pPr>
-      <w:r>
-        <w:rPr>
-          <w:sz w:val="21"/>
-        </w:rPr>
-        <w:t xml:space="preserve">RF-47: Consultar panel de </w:t>
-      </w:r>
-      <w:r>
-        <w:rPr>
-          <w:spacing w:val="-2"/>
-          <w:sz w:val="21"/>
-        </w:rPr>
-        <w:t>métricas.</w:t>
-      </w:r>
+        <w:spacing w:before="24"/>
+        <w:rPr>
+          <w:lang w:val="es-AR"/>
+        </w:rPr>
+      </w:pPr>
     </w:p>
     <w:p>
       <w:pPr>
@@ -14327,7 +12344,7 @@
                 <w:sz w:val="21"/>
               </w:rPr>
             </w:pPr>
-            <w:hyperlink r:id="rId15">
+            <w:hyperlink r:id="rId16">
               <w:r>
                 <w:rPr>
                   <w:color w:val="0000ED"/>
@@ -14418,7 +12435,7 @@
                 <w:sz w:val="21"/>
               </w:rPr>
             </w:pPr>
-            <w:hyperlink r:id="rId16">
+            <w:hyperlink r:id="rId17">
               <w:r>
                 <w:rPr>
                   <w:color w:val="0000ED"/>
@@ -14502,7 +12519,7 @@
                 <w:sz w:val="21"/>
               </w:rPr>
             </w:pPr>
-            <w:hyperlink r:id="rId17">
+            <w:hyperlink r:id="rId18">
               <w:r>
                 <w:rPr>
                   <w:color w:val="0000ED"/>
@@ -14593,7 +12610,7 @@
                 <w:sz w:val="21"/>
               </w:rPr>
             </w:pPr>
-            <w:hyperlink r:id="rId18">
+            <w:hyperlink r:id="rId19">
               <w:proofErr w:type="spellStart"/>
               <w:r>
                 <w:rPr>
@@ -14679,7 +12696,7 @@
                 <w:sz w:val="21"/>
               </w:rPr>
             </w:pPr>
-            <w:hyperlink r:id="rId19">
+            <w:hyperlink r:id="rId20">
               <w:r>
                 <w:rPr>
                   <w:color w:val="0000ED"/>
@@ -19850,7 +17867,7 @@
           </mc:Choice>
           <mc:Fallback>
             <w:pict>
-              <v:group w14:anchorId="30739864" id="Group 8" o:spid="_x0000_s1026" style="position:absolute;margin-left:46.5pt;margin-top:12.4pt;width:501.75pt;height:49.5pt;z-index:-15726592;mso-wrap-distance-left:0;mso-wrap-distance-right:0;mso-position-horizontal-relative:page" coordsize="63722,6286" o:gfxdata="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">
+              <v:group w14:anchorId="30739864" id="Group 8" o:spid="_x0000_s1026" style="position:absolute;margin-left:46.5pt;margin-top:12.4pt;width:501.75pt;height:49.5pt;z-index:-15726592;mso-wrap-distance-left:0;mso-wrap-distance-right:0;mso-position-horizontal-relative:page" coordsize="63722,6286" o:gfxdata="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">
                 <v:shape id="Graphic 9" o:spid="_x0000_s1027" style="position:absolute;width:63722;height:6286;visibility:visible;mso-wrap-style:square;v-text-anchor:top" coordsize="6372225,628650" o:gfxdata="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" path="m6372224,628649l,628649,,,6372224,r,628649xe" fillcolor="#7e7e7e" stroked="f">
                   <v:fill opacity="6682f"/>
                   <v:path arrowok="t"/>
@@ -21436,7 +19453,6 @@
                 <w:lang w:val="es-AR" w:eastAsia="es-AR"/>
               </w:rPr>
             </w:pPr>
-            <w:proofErr w:type="spellStart"/>
             <w:r>
               <w:rPr>
                 <w:rFonts w:ascii="Helvetica Neue" w:eastAsia="Times New Roman" w:hAnsi="Helvetica Neue" w:cs="Times New Roman"/>
@@ -21445,18 +19461,7 @@
                 <w:szCs w:val="18"/>
                 <w:lang w:val="es-AR" w:eastAsia="es-AR"/>
               </w:rPr>
-              <w:t>Valentin</w:t>
-            </w:r>
-            <w:proofErr w:type="spellEnd"/>
-            <w:r>
-              <w:rPr>
-                <w:rFonts w:ascii="Helvetica Neue" w:eastAsia="Times New Roman" w:hAnsi="Helvetica Neue" w:cs="Times New Roman"/>
-                <w:color w:val="333333"/>
-                <w:sz w:val="18"/>
-                <w:szCs w:val="18"/>
-                <w:lang w:val="es-AR" w:eastAsia="es-AR"/>
-              </w:rPr>
-              <w:t xml:space="preserve"> </w:t>
+              <w:t xml:space="preserve">Valentin </w:t>
             </w:r>
             <w:proofErr w:type="spellStart"/>
             <w:r>
@@ -22606,7 +20611,7 @@
 </file>
 
 <file path=word/endnotes.xml><?xml version="1.0" encoding="utf-8"?>
-<w:endnotes xmlns:wpc="http://schemas.microsoft.com/office/word/2010/wordprocessingCanvas" xmlns:cx="http://schemas.microsoft.com/office/drawing/2014/chartex" xmlns:cx1="http://schemas.microsoft.com/office/drawing/2015/9/8/chartex" xmlns:cx2="http://schemas.microsoft.com/office/drawing/2015/10/21/chartex" xmlns:cx3="http://schemas.microsoft.com/office/drawing/2016/5/9/chartex" xmlns:cx4="http://schemas.microsoft.com/office/drawing/2016/5/10/chartex" xmlns:cx5="http://schemas.microsoft.com/office/drawing/2016/5/11/chartex" xmlns:cx6="http://schemas.microsoft.com/office/drawing/2016/5/12/chartex" xmlns:cx7="http://schemas.microsoft.com/office/drawing/2016/5/13/chartex" xmlns:cx8="http://schemas.microsoft.com/office/drawing/2016/5/14/chartex" xmlns:mc="http://schemas.openxmlformats.org/markup-compatibility/2006" xmlns:aink="http://schemas.microsoft.com/office/drawing/2016/ink" xmlns:am3d="http://schemas.microsoft.com/office/drawing/2017/model3d" xmlns:o="urn:schemas-microsoft-com:office:office" xmlns:r="http://schemas.openxmlformats.org/officeDocument/2006/relationships" xmlns:m="http://schemas.openxmlformats.org/officeDocument/2006/math" xmlns:v="urn:schemas-microsoft-com:vml" xmlns:wp14="http://schemas.microsoft.com/office/word/2010/wordprocessingDrawing" xmlns:wp="http://schemas.openxmlformats.org/drawingml/2006/wordprocessingDrawing" xmlns:w10="urn:schemas-microsoft-com:office:word" xmlns:w="http://schemas.openxmlformats.org/wordprocessingml/2006/main" xmlns:w14="http://schemas.microsoft.com/office/word/2010/wordml" xmlns:w15="http://schemas.microsoft.com/office/word/2012/wordml" xmlns:w16cex="http://schemas.microsoft.com/office/word/2018/wordml/cex" xmlns:w16cid="http://schemas.microsoft.com/office/word/2016/wordml/cid" xmlns:w16="http://schemas.microsoft.com/office/word/2018/wordml" xmlns:w16sdtdh="http://schemas.microsoft.com/office/word/2020/wordml/sdtdatahash" xmlns:w16se="http://schemas.microsoft.com/office/word/2015/wordml/symex" xmlns:wpg="http://schemas.microsoft.com/office/word/2010/wordprocessingGroup" xmlns:wpi="http://schemas.microsoft.com/office/word/2010/wordprocessingInk" xmlns:wne="http://schemas.microsoft.com/office/word/2006/wordml" xmlns:wps="http://schemas.microsoft.com/office/word/2010/wordprocessingShape" mc:Ignorable="w14 w15 w16se w16cid w16 w16cex w16sdtdh wp14">
+<w:endnotes xmlns:wpc="http://schemas.microsoft.com/office/word/2010/wordprocessingCanvas" xmlns:cx="http://schemas.microsoft.com/office/drawing/2014/chartex" xmlns:cx1="http://schemas.microsoft.com/office/drawing/2015/9/8/chartex" xmlns:cx2="http://schemas.microsoft.com/office/drawing/2015/10/21/chartex" xmlns:cx3="http://schemas.microsoft.com/office/drawing/2016/5/9/chartex" xmlns:cx4="http://schemas.microsoft.com/office/drawing/2016/5/10/chartex" xmlns:cx5="http://schemas.microsoft.com/office/drawing/2016/5/11/chartex" xmlns:cx6="http://schemas.microsoft.com/office/drawing/2016/5/12/chartex" xmlns:cx7="http://schemas.microsoft.com/office/drawing/2016/5/13/chartex" xmlns:cx8="http://schemas.microsoft.com/office/drawing/2016/5/14/chartex" xmlns:mc="http://schemas.openxmlformats.org/markup-compatibility/2006" xmlns:aink="http://schemas.microsoft.com/office/drawing/2016/ink" xmlns:am3d="http://schemas.microsoft.com/office/drawing/2017/model3d" xmlns:o="urn:schemas-microsoft-com:office:office" xmlns:oel="http://schemas.microsoft.com/office/2019/extlst" xmlns:r="http://schemas.openxmlformats.org/officeDocument/2006/relationships" xmlns:m="http://schemas.openxmlformats.org/officeDocument/2006/math" xmlns:v="urn:schemas-microsoft-com:vml" xmlns:wp14="http://schemas.microsoft.com/office/word/2010/wordprocessingDrawing" xmlns:wp="http://schemas.openxmlformats.org/drawingml/2006/wordprocessingDrawing" xmlns:w10="urn:schemas-microsoft-com:office:word" xmlns:w="http://schemas.openxmlformats.org/wordprocessingml/2006/main" xmlns:w14="http://schemas.microsoft.com/office/word/2010/wordml" xmlns:w15="http://schemas.microsoft.com/office/word/2012/wordml" xmlns:w16cex="http://schemas.microsoft.com/office/word/2018/wordml/cex" xmlns:w16cid="http://schemas.microsoft.com/office/word/2016/wordml/cid" xmlns:w16="http://schemas.microsoft.com/office/word/2018/wordml" xmlns:w16du="http://schemas.microsoft.com/office/word/2023/wordml/word16du" xmlns:w16sdtdh="http://schemas.microsoft.com/office/word/2020/wordml/sdtdatahash" xmlns:w16sdtfl="http://schemas.microsoft.com/office/word/2024/wordml/sdtformatlock" xmlns:w16se="http://schemas.microsoft.com/office/word/2015/wordml/symex" xmlns:wpg="http://schemas.microsoft.com/office/word/2010/wordprocessingGroup" xmlns:wpi="http://schemas.microsoft.com/office/word/2010/wordprocessingInk" xmlns:wne="http://schemas.microsoft.com/office/word/2006/wordml" xmlns:wps="http://schemas.microsoft.com/office/word/2010/wordprocessingShape" mc:Ignorable="w14 w15 w16se w16cid w16 w16cex w16sdtdh w16sdtfl w16du wp14">
   <w:endnote w:type="separator" w:id="-1">
     <w:p>
       <w:r>
@@ -22625,7 +20630,7 @@
 </file>
 
 <file path=word/footer1.xml><?xml version="1.0" encoding="utf-8"?>
-<w:ftr xmlns:wpc="http://schemas.microsoft.com/office/word/2010/wordprocessingCanvas" xmlns:cx="http://schemas.microsoft.com/office/drawing/2014/chartex" xmlns:cx1="http://schemas.microsoft.com/office/drawing/2015/9/8/chartex" xmlns:cx2="http://schemas.microsoft.com/office/drawing/2015/10/21/chartex" xmlns:cx3="http://schemas.microsoft.com/office/drawing/2016/5/9/chartex" xmlns:cx4="http://schemas.microsoft.com/office/drawing/2016/5/10/chartex" xmlns:cx5="http://schemas.microsoft.com/office/drawing/2016/5/11/chartex" xmlns:cx6="http://schemas.microsoft.com/office/drawing/2016/5/12/chartex" xmlns:cx7="http://schemas.microsoft.com/office/drawing/2016/5/13/chartex" xmlns:cx8="http://schemas.microsoft.com/office/drawing/2016/5/14/chartex" xmlns:mc="http://schemas.openxmlformats.org/markup-compatibility/2006" xmlns:aink="http://schemas.microsoft.com/office/drawing/2016/ink" xmlns:am3d="http://schemas.microsoft.com/office/drawing/2017/model3d" xmlns:o="urn:schemas-microsoft-com:office:office" xmlns:r="http://schemas.openxmlformats.org/officeDocument/2006/relationships" xmlns:m="http://schemas.openxmlformats.org/officeDocument/2006/math" xmlns:v="urn:schemas-microsoft-com:vml" xmlns:wp14="http://schemas.microsoft.com/office/word/2010/wordprocessingDrawing" xmlns:wp="http://schemas.openxmlformats.org/drawingml/2006/wordprocessingDrawing" xmlns:w10="urn:schemas-microsoft-com:office:word" xmlns:w="http://schemas.openxmlformats.org/wordprocessingml/2006/main" xmlns:w14="http://schemas.microsoft.com/office/word/2010/wordml" xmlns:w15="http://schemas.microsoft.com/office/word/2012/wordml" xmlns:w16cex="http://schemas.microsoft.com/office/word/2018/wordml/cex" xmlns:w16cid="http://schemas.microsoft.com/office/word/2016/wordml/cid" xmlns:w16="http://schemas.microsoft.com/office/word/2018/wordml" xmlns:w16sdtdh="http://schemas.microsoft.com/office/word/2020/wordml/sdtdatahash" xmlns:w16se="http://schemas.microsoft.com/office/word/2015/wordml/symex" xmlns:wpg="http://schemas.microsoft.com/office/word/2010/wordprocessingGroup" xmlns:wpi="http://schemas.microsoft.com/office/word/2010/wordprocessingInk" xmlns:wne="http://schemas.microsoft.com/office/word/2006/wordml" xmlns:wps="http://schemas.microsoft.com/office/word/2010/wordprocessingShape" mc:Ignorable="w14 w15 w16se w16cid w16 w16cex w16sdtdh wp14">
+<w:ftr xmlns:wpc="http://schemas.microsoft.com/office/word/2010/wordprocessingCanvas" xmlns:cx="http://schemas.microsoft.com/office/drawing/2014/chartex" xmlns:cx1="http://schemas.microsoft.com/office/drawing/2015/9/8/chartex" xmlns:cx2="http://schemas.microsoft.com/office/drawing/2015/10/21/chartex" xmlns:cx3="http://schemas.microsoft.com/office/drawing/2016/5/9/chartex" xmlns:cx4="http://schemas.microsoft.com/office/drawing/2016/5/10/chartex" xmlns:cx5="http://schemas.microsoft.com/office/drawing/2016/5/11/chartex" xmlns:cx6="http://schemas.microsoft.com/office/drawing/2016/5/12/chartex" xmlns:cx7="http://schemas.microsoft.com/office/drawing/2016/5/13/chartex" xmlns:cx8="http://schemas.microsoft.com/office/drawing/2016/5/14/chartex" xmlns:mc="http://schemas.openxmlformats.org/markup-compatibility/2006" xmlns:aink="http://schemas.microsoft.com/office/drawing/2016/ink" xmlns:am3d="http://schemas.microsoft.com/office/drawing/2017/model3d" xmlns:o="urn:schemas-microsoft-com:office:office" xmlns:oel="http://schemas.microsoft.com/office/2019/extlst" xmlns:r="http://schemas.openxmlformats.org/officeDocument/2006/relationships" xmlns:m="http://schemas.openxmlformats.org/officeDocument/2006/math" xmlns:v="urn:schemas-microsoft-com:vml" xmlns:wp14="http://schemas.microsoft.com/office/word/2010/wordprocessingDrawing" xmlns:wp="http://schemas.openxmlformats.org/drawingml/2006/wordprocessingDrawing" xmlns:w10="urn:schemas-microsoft-com:office:word" xmlns:w="http://schemas.openxmlformats.org/wordprocessingml/2006/main" xmlns:w14="http://schemas.microsoft.com/office/word/2010/wordml" xmlns:w15="http://schemas.microsoft.com/office/word/2012/wordml" xmlns:w16cex="http://schemas.microsoft.com/office/word/2018/wordml/cex" xmlns:w16cid="http://schemas.microsoft.com/office/word/2016/wordml/cid" xmlns:w16="http://schemas.microsoft.com/office/word/2018/wordml" xmlns:w16du="http://schemas.microsoft.com/office/word/2023/wordml/word16du" xmlns:w16sdtdh="http://schemas.microsoft.com/office/word/2020/wordml/sdtdatahash" xmlns:w16sdtfl="http://schemas.microsoft.com/office/word/2024/wordml/sdtformatlock" xmlns:w16se="http://schemas.microsoft.com/office/word/2015/wordml/symex" xmlns:wpg="http://schemas.microsoft.com/office/word/2010/wordprocessingGroup" xmlns:wpi="http://schemas.microsoft.com/office/word/2010/wordprocessingInk" xmlns:wne="http://schemas.microsoft.com/office/word/2006/wordml" xmlns:wps="http://schemas.microsoft.com/office/word/2010/wordprocessingShape" mc:Ignorable="w14 w15 w16se w16cid w16 w16cex w16sdtdh w16sdtfl w16du wp14">
   <w:p>
     <w:pPr>
       <w:pStyle w:val="Textoindependiente"/>
@@ -22813,7 +20818,7 @@
               <v:stroke joinstyle="miter"/>
               <v:path gradientshapeok="t" o:connecttype="rect"/>
             </v:shapetype>
-            <v:shape id="Textbox 3" o:spid="_x0000_s1031" type="#_x0000_t202" style="position:absolute;margin-left:286.8pt;margin-top:818.65pt;width:22.3pt;height:9.55pt;z-index:-16300032;visibility:visible;mso-wrap-style:square;mso-wrap-distance-left:0;mso-wrap-distance-top:0;mso-wrap-distance-right:0;mso-wrap-distance-bottom:0;mso-position-horizontal:absolute;mso-position-horizontal-relative:page;mso-position-vertical:absolute;mso-position-vertical-relative:page;v-text-anchor:top" o:gfxdata="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" filled="f" stroked="f">
+            <v:shape id="Textbox 3" o:spid="_x0000_s1031" type="#_x0000_t202" style="position:absolute;margin-left:286.8pt;margin-top:818.65pt;width:22.3pt;height:9.55pt;z-index:-16300032;visibility:visible;mso-wrap-style:square;mso-wrap-distance-left:0;mso-wrap-distance-top:0;mso-wrap-distance-right:0;mso-wrap-distance-bottom:0;mso-position-horizontal:absolute;mso-position-horizontal-relative:page;mso-position-vertical:absolute;mso-position-vertical-relative:page;v-text-anchor:top" o:gfxdata="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" filled="f" stroked="f">
               <v:textbox inset="0,0,0,0">
                 <w:txbxContent>
                   <w:p>
@@ -22950,7 +20955,7 @@
 </file>
 
 <file path=word/footnotes.xml><?xml version="1.0" encoding="utf-8"?>
-<w:footnotes xmlns:wpc="http://schemas.microsoft.com/office/word/2010/wordprocessingCanvas" xmlns:cx="http://schemas.microsoft.com/office/drawing/2014/chartex" xmlns:cx1="http://schemas.microsoft.com/office/drawing/2015/9/8/chartex" xmlns:cx2="http://schemas.microsoft.com/office/drawing/2015/10/21/chartex" xmlns:cx3="http://schemas.microsoft.com/office/drawing/2016/5/9/chartex" xmlns:cx4="http://schemas.microsoft.com/office/drawing/2016/5/10/chartex" xmlns:cx5="http://schemas.microsoft.com/office/drawing/2016/5/11/chartex" xmlns:cx6="http://schemas.microsoft.com/office/drawing/2016/5/12/chartex" xmlns:cx7="http://schemas.microsoft.com/office/drawing/2016/5/13/chartex" xmlns:cx8="http://schemas.microsoft.com/office/drawing/2016/5/14/chartex" xmlns:mc="http://schemas.openxmlformats.org/markup-compatibility/2006" xmlns:aink="http://schemas.microsoft.com/office/drawing/2016/ink" xmlns:am3d="http://schemas.microsoft.com/office/drawing/2017/model3d" xmlns:o="urn:schemas-microsoft-com:office:office" xmlns:r="http://schemas.openxmlformats.org/officeDocument/2006/relationships" xmlns:m="http://schemas.openxmlformats.org/officeDocument/2006/math" xmlns:v="urn:schemas-microsoft-com:vml" xmlns:wp14="http://schemas.microsoft.com/office/word/2010/wordprocessingDrawing" xmlns:wp="http://schemas.openxmlformats.org/drawingml/2006/wordprocessingDrawing" xmlns:w10="urn:schemas-microsoft-com:office:word" xmlns:w="http://schemas.openxmlformats.org/wordprocessingml/2006/main" xmlns:w14="http://schemas.microsoft.com/office/word/2010/wordml" xmlns:w15="http://schemas.microsoft.com/office/word/2012/wordml" xmlns:w16cex="http://schemas.microsoft.com/office/word/2018/wordml/cex" xmlns:w16cid="http://schemas.microsoft.com/office/word/2016/wordml/cid" xmlns:w16="http://schemas.microsoft.com/office/word/2018/wordml" xmlns:w16sdtdh="http://schemas.microsoft.com/office/word/2020/wordml/sdtdatahash" xmlns:w16se="http://schemas.microsoft.com/office/word/2015/wordml/symex" xmlns:wpg="http://schemas.microsoft.com/office/word/2010/wordprocessingGroup" xmlns:wpi="http://schemas.microsoft.com/office/word/2010/wordprocessingInk" xmlns:wne="http://schemas.microsoft.com/office/word/2006/wordml" xmlns:wps="http://schemas.microsoft.com/office/word/2010/wordprocessingShape" mc:Ignorable="w14 w15 w16se w16cid w16 w16cex w16sdtdh wp14">
+<w:footnotes xmlns:wpc="http://schemas.microsoft.com/office/word/2010/wordprocessingCanvas" xmlns:cx="http://schemas.microsoft.com/office/drawing/2014/chartex" xmlns:cx1="http://schemas.microsoft.com/office/drawing/2015/9/8/chartex" xmlns:cx2="http://schemas.microsoft.com/office/drawing/2015/10/21/chartex" xmlns:cx3="http://schemas.microsoft.com/office/drawing/2016/5/9/chartex" xmlns:cx4="http://schemas.microsoft.com/office/drawing/2016/5/10/chartex" xmlns:cx5="http://schemas.microsoft.com/office/drawing/2016/5/11/chartex" xmlns:cx6="http://schemas.microsoft.com/office/drawing/2016/5/12/chartex" xmlns:cx7="http://schemas.microsoft.com/office/drawing/2016/5/13/chartex" xmlns:cx8="http://schemas.microsoft.com/office/drawing/2016/5/14/chartex" xmlns:mc="http://schemas.openxmlformats.org/markup-compatibility/2006" xmlns:aink="http://schemas.microsoft.com/office/drawing/2016/ink" xmlns:am3d="http://schemas.microsoft.com/office/drawing/2017/model3d" xmlns:o="urn:schemas-microsoft-com:office:office" xmlns:oel="http://schemas.microsoft.com/office/2019/extlst" xmlns:r="http://schemas.openxmlformats.org/officeDocument/2006/relationships" xmlns:m="http://schemas.openxmlformats.org/officeDocument/2006/math" xmlns:v="urn:schemas-microsoft-com:vml" xmlns:wp14="http://schemas.microsoft.com/office/word/2010/wordprocessingDrawing" xmlns:wp="http://schemas.openxmlformats.org/drawingml/2006/wordprocessingDrawing" xmlns:w10="urn:schemas-microsoft-com:office:word" xmlns:w="http://schemas.openxmlformats.org/wordprocessingml/2006/main" xmlns:w14="http://schemas.microsoft.com/office/word/2010/wordml" xmlns:w15="http://schemas.microsoft.com/office/word/2012/wordml" xmlns:w16cex="http://schemas.microsoft.com/office/word/2018/wordml/cex" xmlns:w16cid="http://schemas.microsoft.com/office/word/2016/wordml/cid" xmlns:w16="http://schemas.microsoft.com/office/word/2018/wordml" xmlns:w16du="http://schemas.microsoft.com/office/word/2023/wordml/word16du" xmlns:w16sdtdh="http://schemas.microsoft.com/office/word/2020/wordml/sdtdatahash" xmlns:w16sdtfl="http://schemas.microsoft.com/office/word/2024/wordml/sdtformatlock" xmlns:w16se="http://schemas.microsoft.com/office/word/2015/wordml/symex" xmlns:wpg="http://schemas.microsoft.com/office/word/2010/wordprocessingGroup" xmlns:wpi="http://schemas.microsoft.com/office/word/2010/wordprocessingInk" xmlns:wne="http://schemas.microsoft.com/office/word/2006/wordml" xmlns:wps="http://schemas.microsoft.com/office/word/2010/wordprocessingShape" mc:Ignorable="w14 w15 w16se w16cid w16 w16cex w16sdtdh w16sdtfl w16du wp14">
   <w:footnote w:type="separator" w:id="-1">
     <w:p>
       <w:r>
@@ -22969,7 +20974,7 @@
 </file>
 
 <file path=word/header1.xml><?xml version="1.0" encoding="utf-8"?>
-<w:hdr xmlns:wpc="http://schemas.microsoft.com/office/word/2010/wordprocessingCanvas" xmlns:cx="http://schemas.microsoft.com/office/drawing/2014/chartex" xmlns:cx1="http://schemas.microsoft.com/office/drawing/2015/9/8/chartex" xmlns:cx2="http://schemas.microsoft.com/office/drawing/2015/10/21/chartex" xmlns:cx3="http://schemas.microsoft.com/office/drawing/2016/5/9/chartex" xmlns:cx4="http://schemas.microsoft.com/office/drawing/2016/5/10/chartex" xmlns:cx5="http://schemas.microsoft.com/office/drawing/2016/5/11/chartex" xmlns:cx6="http://schemas.microsoft.com/office/drawing/2016/5/12/chartex" xmlns:cx7="http://schemas.microsoft.com/office/drawing/2016/5/13/chartex" xmlns:cx8="http://schemas.microsoft.com/office/drawing/2016/5/14/chartex" xmlns:mc="http://schemas.openxmlformats.org/markup-compatibility/2006" xmlns:aink="http://schemas.microsoft.com/office/drawing/2016/ink" xmlns:am3d="http://schemas.microsoft.com/office/drawing/2017/model3d" xmlns:o="urn:schemas-microsoft-com:office:office" xmlns:r="http://schemas.openxmlformats.org/officeDocument/2006/relationships" xmlns:m="http://schemas.openxmlformats.org/officeDocument/2006/math" xmlns:v="urn:schemas-microsoft-com:vml" xmlns:wp14="http://schemas.microsoft.com/office/word/2010/wordprocessingDrawing" xmlns:wp="http://schemas.openxmlformats.org/drawingml/2006/wordprocessingDrawing" xmlns:w10="urn:schemas-microsoft-com:office:word" xmlns:w="http://schemas.openxmlformats.org/wordprocessingml/2006/main" xmlns:w14="http://schemas.microsoft.com/office/word/2010/wordml" xmlns:w15="http://schemas.microsoft.com/office/word/2012/wordml" xmlns:w16cex="http://schemas.microsoft.com/office/word/2018/wordml/cex" xmlns:w16cid="http://schemas.microsoft.com/office/word/2016/wordml/cid" xmlns:w16="http://schemas.microsoft.com/office/word/2018/wordml" xmlns:w16sdtdh="http://schemas.microsoft.com/office/word/2020/wordml/sdtdatahash" xmlns:w16se="http://schemas.microsoft.com/office/word/2015/wordml/symex" xmlns:wpg="http://schemas.microsoft.com/office/word/2010/wordprocessingGroup" xmlns:wpi="http://schemas.microsoft.com/office/word/2010/wordprocessingInk" xmlns:wne="http://schemas.microsoft.com/office/word/2006/wordml" xmlns:wps="http://schemas.microsoft.com/office/word/2010/wordprocessingShape" mc:Ignorable="w14 w15 w16se w16cid w16 w16cex w16sdtdh wp14">
+<w:hdr xmlns:wpc="http://schemas.microsoft.com/office/word/2010/wordprocessingCanvas" xmlns:cx="http://schemas.microsoft.com/office/drawing/2014/chartex" xmlns:cx1="http://schemas.microsoft.com/office/drawing/2015/9/8/chartex" xmlns:cx2="http://schemas.microsoft.com/office/drawing/2015/10/21/chartex" xmlns:cx3="http://schemas.microsoft.com/office/drawing/2016/5/9/chartex" xmlns:cx4="http://schemas.microsoft.com/office/drawing/2016/5/10/chartex" xmlns:cx5="http://schemas.microsoft.com/office/drawing/2016/5/11/chartex" xmlns:cx6="http://schemas.microsoft.com/office/drawing/2016/5/12/chartex" xmlns:cx7="http://schemas.microsoft.com/office/drawing/2016/5/13/chartex" xmlns:cx8="http://schemas.microsoft.com/office/drawing/2016/5/14/chartex" xmlns:mc="http://schemas.openxmlformats.org/markup-compatibility/2006" xmlns:aink="http://schemas.microsoft.com/office/drawing/2016/ink" xmlns:am3d="http://schemas.microsoft.com/office/drawing/2017/model3d" xmlns:o="urn:schemas-microsoft-com:office:office" xmlns:oel="http://schemas.microsoft.com/office/2019/extlst" xmlns:r="http://schemas.openxmlformats.org/officeDocument/2006/relationships" xmlns:m="http://schemas.openxmlformats.org/officeDocument/2006/math" xmlns:v="urn:schemas-microsoft-com:vml" xmlns:wp14="http://schemas.microsoft.com/office/word/2010/wordprocessingDrawing" xmlns:wp="http://schemas.openxmlformats.org/drawingml/2006/wordprocessingDrawing" xmlns:w10="urn:schemas-microsoft-com:office:word" xmlns:w="http://schemas.openxmlformats.org/wordprocessingml/2006/main" xmlns:w14="http://schemas.microsoft.com/office/word/2010/wordml" xmlns:w15="http://schemas.microsoft.com/office/word/2012/wordml" xmlns:w16cex="http://schemas.microsoft.com/office/word/2018/wordml/cex" xmlns:w16cid="http://schemas.microsoft.com/office/word/2016/wordml/cid" xmlns:w16="http://schemas.microsoft.com/office/word/2018/wordml" xmlns:w16du="http://schemas.microsoft.com/office/word/2023/wordml/word16du" xmlns:w16sdtdh="http://schemas.microsoft.com/office/word/2020/wordml/sdtdatahash" xmlns:w16sdtfl="http://schemas.microsoft.com/office/word/2024/wordml/sdtformatlock" xmlns:w16se="http://schemas.microsoft.com/office/word/2015/wordml/symex" xmlns:wpg="http://schemas.microsoft.com/office/word/2010/wordprocessingGroup" xmlns:wpi="http://schemas.microsoft.com/office/word/2010/wordprocessingInk" xmlns:wne="http://schemas.microsoft.com/office/word/2006/wordml" xmlns:wps="http://schemas.microsoft.com/office/word/2010/wordprocessingShape" mc:Ignorable="w14 w15 w16se w16cid w16 w16cex w16sdtdh w16sdtfl w16du wp14">
   <w:p>
     <w:pPr>
       <w:pStyle w:val="Textoindependiente"/>
@@ -23046,7 +21051,7 @@
               <v:stroke joinstyle="miter"/>
               <v:path gradientshapeok="t" o:connecttype="rect"/>
             </v:shapetype>
-            <v:shape id="Textbox 2" o:spid="_x0000_s1030" type="#_x0000_t202" style="position:absolute;margin-left:532.15pt;margin-top:13.9pt;width:36.55pt;height:9.55pt;z-index:-16300544;visibility:visible;mso-wrap-style:square;mso-wrap-distance-left:0;mso-wrap-distance-top:0;mso-wrap-distance-right:0;mso-wrap-distance-bottom:0;mso-position-horizontal:absolute;mso-position-horizontal-relative:page;mso-position-vertical:absolute;mso-position-vertical-relative:page;v-text-anchor:top" o:gfxdata="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" filled="f" stroked="f">
+            <v:shape id="Textbox 2" o:spid="_x0000_s1030" type="#_x0000_t202" style="position:absolute;margin-left:532.15pt;margin-top:13.9pt;width:36.55pt;height:9.55pt;z-index:-16300544;visibility:visible;mso-wrap-style:square;mso-wrap-distance-left:0;mso-wrap-distance-top:0;mso-wrap-distance-right:0;mso-wrap-distance-bottom:0;mso-position-horizontal:absolute;mso-position-horizontal-relative:page;mso-position-vertical:absolute;mso-position-vertical-relative:page;v-text-anchor:top" o:gfxdata="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" filled="f" stroked="f">
               <v:textbox inset="0,0,0,0">
                 <w:txbxContent>
                   <w:p>
@@ -23072,7 +21077,7 @@
 </file>
 
 <file path=word/numbering.xml><?xml version="1.0" encoding="utf-8"?>
-<w:numbering xmlns:wpc="http://schemas.microsoft.com/office/word/2010/wordprocessingCanvas" xmlns:cx="http://schemas.microsoft.com/office/drawing/2014/chartex" xmlns:cx1="http://schemas.microsoft.com/office/drawing/2015/9/8/chartex" xmlns:cx2="http://schemas.microsoft.com/office/drawing/2015/10/21/chartex" xmlns:cx3="http://schemas.microsoft.com/office/drawing/2016/5/9/chartex" xmlns:cx4="http://schemas.microsoft.com/office/drawing/2016/5/10/chartex" xmlns:cx5="http://schemas.microsoft.com/office/drawing/2016/5/11/chartex" xmlns:cx6="http://schemas.microsoft.com/office/drawing/2016/5/12/chartex" xmlns:cx7="http://schemas.microsoft.com/office/drawing/2016/5/13/chartex" xmlns:cx8="http://schemas.microsoft.com/office/drawing/2016/5/14/chartex" xmlns:mc="http://schemas.openxmlformats.org/markup-compatibility/2006" xmlns:aink="http://schemas.microsoft.com/office/drawing/2016/ink" xmlns:am3d="http://schemas.microsoft.com/office/drawing/2017/model3d" xmlns:o="urn:schemas-microsoft-com:office:office" xmlns:r="http://schemas.openxmlformats.org/officeDocument/2006/relationships" xmlns:m="http://schemas.openxmlformats.org/officeDocument/2006/math" xmlns:v="urn:schemas-microsoft-com:vml" xmlns:wp14="http://schemas.microsoft.com/office/word/2010/wordprocessingDrawing" xmlns:wp="http://schemas.openxmlformats.org/drawingml/2006/wordprocessingDrawing" xmlns:w10="urn:schemas-microsoft-com:office:word" xmlns:w="http://schemas.openxmlformats.org/wordprocessingml/2006/main" xmlns:w14="http://schemas.microsoft.com/office/word/2010/wordml" xmlns:w15="http://schemas.microsoft.com/office/word/2012/wordml" xmlns:w16cex="http://schemas.microsoft.com/office/word/2018/wordml/cex" xmlns:w16cid="http://schemas.microsoft.com/office/word/2016/wordml/cid" xmlns:w16="http://schemas.microsoft.com/office/word/2018/wordml" xmlns:w16sdtdh="http://schemas.microsoft.com/office/word/2020/wordml/sdtdatahash" xmlns:w16se="http://schemas.microsoft.com/office/word/2015/wordml/symex" xmlns:wpg="http://schemas.microsoft.com/office/word/2010/wordprocessingGroup" xmlns:wpi="http://schemas.microsoft.com/office/word/2010/wordprocessingInk" xmlns:wne="http://schemas.microsoft.com/office/word/2006/wordml" xmlns:wps="http://schemas.microsoft.com/office/word/2010/wordprocessingShape" mc:Ignorable="w14 w15 w16se w16cid w16 w16cex w16sdtdh wp14">
+<w:numbering xmlns:wpc="http://schemas.microsoft.com/office/word/2010/wordprocessingCanvas" xmlns:cx="http://schemas.microsoft.com/office/drawing/2014/chartex" xmlns:cx1="http://schemas.microsoft.com/office/drawing/2015/9/8/chartex" xmlns:cx2="http://schemas.microsoft.com/office/drawing/2015/10/21/chartex" xmlns:cx3="http://schemas.microsoft.com/office/drawing/2016/5/9/chartex" xmlns:cx4="http://schemas.microsoft.com/office/drawing/2016/5/10/chartex" xmlns:cx5="http://schemas.microsoft.com/office/drawing/2016/5/11/chartex" xmlns:cx6="http://schemas.microsoft.com/office/drawing/2016/5/12/chartex" xmlns:cx7="http://schemas.microsoft.com/office/drawing/2016/5/13/chartex" xmlns:cx8="http://schemas.microsoft.com/office/drawing/2016/5/14/chartex" xmlns:mc="http://schemas.openxmlformats.org/markup-compatibility/2006" xmlns:aink="http://schemas.microsoft.com/office/drawing/2016/ink" xmlns:am3d="http://schemas.microsoft.com/office/drawing/2017/model3d" xmlns:o="urn:schemas-microsoft-com:office:office" xmlns:oel="http://schemas.microsoft.com/office/2019/extlst" xmlns:r="http://schemas.openxmlformats.org/officeDocument/2006/relationships" xmlns:m="http://schemas.openxmlformats.org/officeDocument/2006/math" xmlns:v="urn:schemas-microsoft-com:vml" xmlns:wp14="http://schemas.microsoft.com/office/word/2010/wordprocessingDrawing" xmlns:wp="http://schemas.openxmlformats.org/drawingml/2006/wordprocessingDrawing" xmlns:w10="urn:schemas-microsoft-com:office:word" xmlns:w="http://schemas.openxmlformats.org/wordprocessingml/2006/main" xmlns:w14="http://schemas.microsoft.com/office/word/2010/wordml" xmlns:w15="http://schemas.microsoft.com/office/word/2012/wordml" xmlns:w16cex="http://schemas.microsoft.com/office/word/2018/wordml/cex" xmlns:w16cid="http://schemas.microsoft.com/office/word/2016/wordml/cid" xmlns:w16="http://schemas.microsoft.com/office/word/2018/wordml" xmlns:w16du="http://schemas.microsoft.com/office/word/2023/wordml/word16du" xmlns:w16sdtdh="http://schemas.microsoft.com/office/word/2020/wordml/sdtdatahash" xmlns:w16sdtfl="http://schemas.microsoft.com/office/word/2024/wordml/sdtformatlock" xmlns:w16se="http://schemas.microsoft.com/office/word/2015/wordml/symex" xmlns:wpg="http://schemas.microsoft.com/office/word/2010/wordprocessingGroup" xmlns:wpi="http://schemas.microsoft.com/office/word/2010/wordprocessingInk" xmlns:wne="http://schemas.microsoft.com/office/word/2006/wordml" xmlns:wps="http://schemas.microsoft.com/office/word/2010/wordprocessingShape" mc:Ignorable="w14 w15 w16se w16cid w16 w16cex w16sdtdh w16sdtfl w16du wp14">
   <w:numPicBullet w:numPicBulletId="0">
     <w:pict>
       <v:shapetype id="_x0000_t75" coordsize="21600,21600" o:spt="75" o:preferrelative="t" path="m@4@5l@4@11@9@11@9@5xe" filled="f" stroked="f">
@@ -23094,70 +21099,70 @@
         <v:path o:extrusionok="f" gradientshapeok="t" o:connecttype="rect"/>
         <o:lock v:ext="edit" aspectratio="t"/>
       </v:shapetype>
-      <v:shape id="_x0000_i1456" type="#_x0000_t75" style="width:7.5pt;height:7.5pt" o:bullet="t">
+      <v:shape id="_x0000_i1025" type="#_x0000_t75" style="width:7.55pt;height:7.55pt" o:bullet="t">
         <v:imagedata r:id="rId1" o:title="image1"/>
       </v:shape>
     </w:pict>
   </w:numPicBullet>
   <w:numPicBullet w:numPicBulletId="1">
     <w:pict>
-      <v:shape id="_x0000_i1457" type="#_x0000_t75" style="width:7.5pt;height:7.5pt" o:bullet="t">
+      <v:shape id="_x0000_i1026" type="#_x0000_t75" style="width:7.55pt;height:7.55pt" o:bullet="t">
         <v:imagedata r:id="rId2" o:title="image2"/>
       </v:shape>
     </w:pict>
   </w:numPicBullet>
   <w:numPicBullet w:numPicBulletId="2">
     <w:pict>
-      <v:shape id="_x0000_i1458" type="#_x0000_t75" style="width:7.5pt;height:7.5pt" o:bullet="t">
+      <v:shape id="_x0000_i1027" type="#_x0000_t75" style="width:7.55pt;height:7.55pt" o:bullet="t">
         <v:imagedata r:id="rId3" o:title="image3"/>
       </v:shape>
     </w:pict>
   </w:numPicBullet>
   <w:numPicBullet w:numPicBulletId="3">
     <w:pict>
-      <v:shape id="_x0000_i1459" type="#_x0000_t75" style="width:9pt;height:9pt" o:bullet="t">
+      <v:shape id="_x0000_i1028" type="#_x0000_t75" style="width:9.2pt;height:9.2pt" o:bullet="t">
         <v:imagedata r:id="rId4" o:title="image4"/>
       </v:shape>
     </w:pict>
   </w:numPicBullet>
   <w:numPicBullet w:numPicBulletId="4">
     <w:pict>
-      <v:shape id="_x0000_i1460" type="#_x0000_t75" style="width:7.5pt;height:7.5pt" o:bullet="t">
+      <v:shape id="_x0000_i1029" type="#_x0000_t75" style="width:7.55pt;height:7.55pt" o:bullet="t">
         <v:imagedata r:id="rId5" o:title="image5"/>
       </v:shape>
     </w:pict>
   </w:numPicBullet>
   <w:numPicBullet w:numPicBulletId="5">
     <w:pict>
-      <v:shape id="_x0000_i1461" type="#_x0000_t75" style="width:9pt;height:9pt" o:bullet="t">
+      <v:shape id="_x0000_i1030" type="#_x0000_t75" style="width:9.2pt;height:9.2pt" o:bullet="t">
         <v:imagedata r:id="rId6" o:title="image6"/>
       </v:shape>
     </w:pict>
   </w:numPicBullet>
   <w:numPicBullet w:numPicBulletId="6">
     <w:pict>
-      <v:shape id="_x0000_i1462" type="#_x0000_t75" style="width:7.5pt;height:7.5pt" o:bullet="t">
+      <v:shape id="_x0000_i1031" type="#_x0000_t75" style="width:7.55pt;height:7.55pt" o:bullet="t">
         <v:imagedata r:id="rId7" o:title="image8"/>
       </v:shape>
     </w:pict>
   </w:numPicBullet>
   <w:numPicBullet w:numPicBulletId="7">
     <w:pict>
-      <v:shape id="_x0000_i1463" type="#_x0000_t75" style="width:7.5pt;height:7.5pt" o:bullet="t">
+      <v:shape id="_x0000_i1032" type="#_x0000_t75" style="width:7.55pt;height:7.55pt" o:bullet="t">
         <v:imagedata r:id="rId8" o:title="image9"/>
       </v:shape>
     </w:pict>
   </w:numPicBullet>
   <w:numPicBullet w:numPicBulletId="8">
     <w:pict>
-      <v:shape id="_x0000_i1464" type="#_x0000_t75" style="width:7.5pt;height:7.5pt" o:bullet="t">
+      <v:shape id="_x0000_i1033" type="#_x0000_t75" style="width:7.55pt;height:7.55pt" o:bullet="t">
         <v:imagedata r:id="rId9" o:title="image10"/>
       </v:shape>
     </w:pict>
   </w:numPicBullet>
   <w:numPicBullet w:numPicBulletId="9">
     <w:pict>
-      <v:shape id="_x0000_i1465" type="#_x0000_t75" style="width:7.5pt;height:7.5pt" o:bullet="t">
+      <v:shape id="_x0000_i1034" type="#_x0000_t75" style="width:7.55pt;height:7.55pt" o:bullet="t">
         <v:imagedata r:id="rId10" o:title="image11"/>
       </v:shape>
     </w:pict>
@@ -24231,35 +22236,35 @@
       </w:rPr>
     </w:lvl>
   </w:abstractNum>
-  <w:num w:numId="1">
+  <w:num w:numId="1" w16cid:durableId="606232665">
     <w:abstractNumId w:val="1"/>
   </w:num>
-  <w:num w:numId="2">
+  <w:num w:numId="2" w16cid:durableId="1861432447">
     <w:abstractNumId w:val="5"/>
   </w:num>
-  <w:num w:numId="3">
+  <w:num w:numId="3" w16cid:durableId="2085830666">
     <w:abstractNumId w:val="4"/>
   </w:num>
-  <w:num w:numId="4">
+  <w:num w:numId="4" w16cid:durableId="1052196475">
     <w:abstractNumId w:val="7"/>
   </w:num>
-  <w:num w:numId="5">
+  <w:num w:numId="5" w16cid:durableId="821853493">
     <w:abstractNumId w:val="0"/>
   </w:num>
-  <w:num w:numId="6">
+  <w:num w:numId="6" w16cid:durableId="183440292">
     <w:abstractNumId w:val="6"/>
   </w:num>
-  <w:num w:numId="7">
+  <w:num w:numId="7" w16cid:durableId="2130784446">
     <w:abstractNumId w:val="3"/>
   </w:num>
-  <w:num w:numId="8">
+  <w:num w:numId="8" w16cid:durableId="1614559374">
     <w:abstractNumId w:val="2"/>
   </w:num>
 </w:numbering>
 </file>
 
 <file path=word/styles.xml><?xml version="1.0" encoding="utf-8"?>
-<w:styles xmlns:mc="http://schemas.openxmlformats.org/markup-compatibility/2006" xmlns:r="http://schemas.openxmlformats.org/officeDocument/2006/relationships" xmlns:w="http://schemas.openxmlformats.org/wordprocessingml/2006/main" xmlns:w14="http://schemas.microsoft.com/office/word/2010/wordml" xmlns:w15="http://schemas.microsoft.com/office/word/2012/wordml" xmlns:w16cex="http://schemas.microsoft.com/office/word/2018/wordml/cex" xmlns:w16cid="http://schemas.microsoft.com/office/word/2016/wordml/cid" xmlns:w16="http://schemas.microsoft.com/office/word/2018/wordml" xmlns:w16sdtdh="http://schemas.microsoft.com/office/word/2020/wordml/sdtdatahash" xmlns:w16se="http://schemas.microsoft.com/office/word/2015/wordml/symex" mc:Ignorable="w14 w15 w16se w16cid w16 w16cex w16sdtdh">
+<w:styles xmlns:mc="http://schemas.openxmlformats.org/markup-compatibility/2006" xmlns:r="http://schemas.openxmlformats.org/officeDocument/2006/relationships" xmlns:w="http://schemas.openxmlformats.org/wordprocessingml/2006/main" xmlns:w14="http://schemas.microsoft.com/office/word/2010/wordml" xmlns:w15="http://schemas.microsoft.com/office/word/2012/wordml" xmlns:w16cex="http://schemas.microsoft.com/office/word/2018/wordml/cex" xmlns:w16cid="http://schemas.microsoft.com/office/word/2016/wordml/cid" xmlns:w16="http://schemas.microsoft.com/office/word/2018/wordml" xmlns:w16du="http://schemas.microsoft.com/office/word/2023/wordml/word16du" xmlns:w16sdtdh="http://schemas.microsoft.com/office/word/2020/wordml/sdtdatahash" xmlns:w16sdtfl="http://schemas.microsoft.com/office/word/2024/wordml/sdtformatlock" xmlns:w16se="http://schemas.microsoft.com/office/word/2015/wordml/symex" mc:Ignorable="w14 w15 w16se w16cid w16 w16cex w16sdtdh w16sdtfl w16du">
   <w:docDefaults>
     <w:rPrDefault>
       <w:rPr>
@@ -24748,7 +22753,6 @@
   <w:style w:type="character" w:default="1" w:styleId="Fuentedeprrafopredeter">
     <w:name w:val="Default Paragraph Font"/>
     <w:uiPriority w:val="1"/>
-    <w:semiHidden/>
     <w:unhideWhenUsed/>
   </w:style>
   <w:style w:type="table" w:default="1" w:styleId="Tablanormal">
@@ -24934,6 +22938,29 @@
     <w:rsid w:val="00A022BA"/>
     <w:rPr>
       <w:lang w:val="es-ES_tradnl"/>
+    </w:rPr>
+  </w:style>
+  <w:style w:type="character" w:styleId="Hipervnculo">
+    <w:name w:val="Hyperlink"/>
+    <w:basedOn w:val="Fuentedeprrafopredeter"/>
+    <w:uiPriority w:val="99"/>
+    <w:unhideWhenUsed/>
+    <w:rsid w:val="00AC6E69"/>
+    <w:rPr>
+      <w:color w:val="0000FF" w:themeColor="hyperlink"/>
+      <w:u w:val="single"/>
+    </w:rPr>
+  </w:style>
+  <w:style w:type="character" w:styleId="Mencinsinresolver">
+    <w:name w:val="Unresolved Mention"/>
+    <w:basedOn w:val="Fuentedeprrafopredeter"/>
+    <w:uiPriority w:val="99"/>
+    <w:semiHidden/>
+    <w:unhideWhenUsed/>
+    <w:rsid w:val="00AC6E69"/>
+    <w:rPr>
+      <w:color w:val="605E5C"/>
+      <w:shd w:val="clear" w:color="auto" w:fill="E1DFDD"/>
     </w:rPr>
   </w:style>
 </w:styles>

--- a/docs/SRS+PGP.docx
+++ b/docs/SRS+PGP.docx
@@ -881,7 +881,19 @@
           <w:szCs w:val="30"/>
           <w:u w:color="5F5F5F"/>
         </w:rPr>
-        <w:t xml:space="preserve">Especificación de </w:t>
+        <w:t>Especificación</w:t>
+      </w:r>
+      <w:r>
+        <w:rPr>
+          <w:rFonts w:ascii="Helvetica" w:hAnsi="Helvetica"/>
+          <w:b/>
+          <w:bCs/>
+          <w:color w:val="5F5F5F"/>
+          <w:sz w:val="30"/>
+          <w:szCs w:val="30"/>
+          <w:u w:color="5F5F5F"/>
+        </w:rPr>
+        <w:t xml:space="preserve"> de </w:t>
       </w:r>
       <w:r>
         <w:rPr>
@@ -1171,7 +1183,21 @@
             <w14:bevel/>
           </w14:textOutline>
         </w:rPr>
-        <w:t>02</w:t>
+        <w:t>0</w:t>
+      </w:r>
+      <w:r>
+        <w:rPr>
+          <w:rStyle w:val="Ninguno"/>
+          <w:rFonts w:ascii="Helvetica" w:hAnsi="Helvetica" w:cs="Arial Unicode MS"/>
+          <w:color w:val="000000"/>
+          <w:lang w:val="en-US"/>
+          <w14:textOutline w14:w="0" w14:cap="flat" w14:cmpd="sng" w14:algn="ctr">
+            <w14:noFill/>
+            <w14:prstDash w14:val="solid"/>
+            <w14:bevel/>
+          </w14:textOutline>
+        </w:rPr>
+        <w:t>3</w:t>
       </w:r>
     </w:p>
     <w:p>
